--- a/docs/VR身心脑协同训练系统-技术方案文档.docx
+++ b/docs/VR身心脑协同训练系统-技术方案文档.docx
@@ -15981,6 +15981,2831 @@
         <w:t>────────────────────────────────────────────────────────────</w:t>
       </w:r>
     </w:p>
+    <w:p>
+      <w:pPr>
+        <w:pStyle w:val="Heading3"/>
+      </w:pPr>
+      <w:r>
+        <w:rPr>
+          <w:rFonts w:ascii="微软雅黑" w:hAnsi="微软雅黑" w:eastAsia="微软雅黑"/>
+        </w:rPr>
+        <w:t>2.7 研究依据：原始数据反映身心脑状态的科学基础</w:t>
+      </w:r>
+    </w:p>
+    <w:p>
+      <w:pPr>
+        <w:pStyle w:val="Heading4"/>
+      </w:pPr>
+      <w:r>
+        <w:rPr>
+          <w:rFonts w:ascii="微软雅黑" w:hAnsi="微软雅黑" w:eastAsia="微软雅黑"/>
+        </w:rPr>
+        <w:t>2.7.1 概述</w:t>
+      </w:r>
+    </w:p>
+    <w:p>
+      <w:pPr/>
+      <w:r>
+        <w:rPr>
+          <w:rFonts w:ascii="微软雅黑" w:hAnsi="微软雅黑" w:eastAsia="微软雅黑"/>
+          <w:b w:val="0"/>
+          <w:sz w:val="20"/>
+        </w:rPr>
+        <w:t>本系统采集的每一类生理信号到"身（Body）、心（Mind）、脑（Brain）"三维状态的映射，均有经典学术研究或临床标准作为依据。以下按三个维度逐一列出各项原始数据、提取特征与其对应的科学研究基础。</w:t>
+      </w:r>
+    </w:p>
+    <w:p>
+      <w:pPr/>
+      <w:r>
+        <w:rPr>
+          <w:rFonts w:ascii="微软雅黑" w:hAnsi="微软雅黑" w:eastAsia="微软雅黑"/>
+          <w:sz w:val="16"/>
+        </w:rPr>
+        <w:t>────────────────────────────────────────────────────────────</w:t>
+      </w:r>
+    </w:p>
+    <w:p>
+      <w:pPr>
+        <w:pStyle w:val="Heading4"/>
+      </w:pPr>
+      <w:r>
+        <w:rPr>
+          <w:rFonts w:ascii="微软雅黑" w:hAnsi="微软雅黑" w:eastAsia="微软雅黑"/>
+        </w:rPr>
+        <w:t>2.7.2 身体维度（Body）—— 生理与运动状态的研究依据</w:t>
+      </w:r>
+    </w:p>
+    <w:tbl>
+      <w:tblPr>
+        <w:tblStyle w:val="TableGrid"/>
+        <w:tblW w:type="auto" w:w="0"/>
+        <w:tblLook w:firstColumn="1" w:firstRow="1" w:lastColumn="0" w:lastRow="0" w:noHBand="0" w:noVBand="1" w:val="04A0"/>
+      </w:tblPr>
+      <w:tblGrid>
+        <w:gridCol w:w="2268"/>
+        <w:gridCol w:w="2268"/>
+        <w:gridCol w:w="2268"/>
+        <w:gridCol w:w="2268"/>
+      </w:tblGrid>
+      <w:tr>
+        <w:tc>
+          <w:tcPr>
+            <w:tcW w:type="dxa" w:w="1701"/>
+          </w:tcPr>
+          <w:p>
+            <w:pPr/>
+            <w:r/>
+            <w:r>
+              <w:rPr>
+                <w:rFonts w:ascii="微软雅黑" w:hAnsi="微软雅黑" w:eastAsia="微软雅黑"/>
+                <w:b/>
+                <w:sz w:val="16"/>
+              </w:rPr>
+              <w:t>原始信号/传感器</w:t>
+            </w:r>
+          </w:p>
+        </w:tc>
+        <w:tc>
+          <w:tcPr>
+            <w:tcW w:type="dxa" w:w="1587"/>
+          </w:tcPr>
+          <w:p>
+            <w:pPr/>
+            <w:r/>
+            <w:r>
+              <w:rPr>
+                <w:rFonts w:ascii="微软雅黑" w:hAnsi="微软雅黑" w:eastAsia="微软雅黑"/>
+                <w:b/>
+                <w:sz w:val="16"/>
+              </w:rPr>
+              <w:t>提取特征</w:t>
+            </w:r>
+          </w:p>
+        </w:tc>
+        <w:tc>
+          <w:tcPr>
+            <w:tcW w:type="dxa" w:w="1587"/>
+          </w:tcPr>
+          <w:p>
+            <w:pPr/>
+            <w:r/>
+            <w:r>
+              <w:rPr>
+                <w:rFonts w:ascii="微软雅黑" w:hAnsi="微软雅黑" w:eastAsia="微软雅黑"/>
+                <w:b/>
+                <w:sz w:val="16"/>
+              </w:rPr>
+              <w:t>反映的身体状态</w:t>
+            </w:r>
+          </w:p>
+        </w:tc>
+        <w:tc>
+          <w:tcPr>
+            <w:tcW w:type="dxa" w:w="4762"/>
+          </w:tcPr>
+          <w:p>
+            <w:pPr/>
+            <w:r/>
+            <w:r>
+              <w:rPr>
+                <w:rFonts w:ascii="微软雅黑" w:hAnsi="微软雅黑" w:eastAsia="微软雅黑"/>
+                <w:b/>
+                <w:sz w:val="16"/>
+              </w:rPr>
+              <w:t>研究依据</w:t>
+            </w:r>
+          </w:p>
+        </w:tc>
+      </w:tr>
+      <w:tr>
+        <w:tc>
+          <w:tcPr>
+            <w:tcW w:type="dxa" w:w="1701"/>
+          </w:tcPr>
+          <w:p>
+            <w:pPr/>
+            <w:r/>
+            <w:r>
+              <w:rPr>
+                <w:rFonts w:ascii="微软雅黑" w:hAnsi="微软雅黑" w:eastAsia="微软雅黑"/>
+                <w:b w:val="0"/>
+                <w:sz w:val="16"/>
+              </w:rPr>
+              <w:t>ECG 心电</w:t>
+              <w:br/>
+              <w:t>(Polar H10, 130Hz)</w:t>
+            </w:r>
+          </w:p>
+        </w:tc>
+        <w:tc>
+          <w:tcPr>
+            <w:tcW w:type="dxa" w:w="1587"/>
+          </w:tcPr>
+          <w:p>
+            <w:pPr/>
+            <w:r/>
+            <w:r>
+              <w:rPr>
+                <w:rFonts w:ascii="微软雅黑" w:hAnsi="微软雅黑" w:eastAsia="微软雅黑"/>
+                <w:b w:val="0"/>
+                <w:sz w:val="16"/>
+              </w:rPr>
+              <w:t>平均心率 HR、HRmax%</w:t>
+            </w:r>
+          </w:p>
+        </w:tc>
+        <w:tc>
+          <w:tcPr>
+            <w:tcW w:type="dxa" w:w="1587"/>
+          </w:tcPr>
+          <w:p>
+            <w:pPr/>
+            <w:r/>
+            <w:r>
+              <w:rPr>
+                <w:rFonts w:ascii="微软雅黑" w:hAnsi="微软雅黑" w:eastAsia="微软雅黑"/>
+                <w:b w:val="0"/>
+                <w:sz w:val="16"/>
+              </w:rPr>
+              <w:t>心脏负荷、运动强度、卡路里消耗</w:t>
+            </w:r>
+          </w:p>
+        </w:tc>
+        <w:tc>
+          <w:tcPr>
+            <w:tcW w:type="dxa" w:w="4762"/>
+          </w:tcPr>
+          <w:p>
+            <w:pPr/>
+            <w:r/>
+            <w:r>
+              <w:rPr>
+                <w:rFonts w:ascii="微软雅黑" w:hAnsi="微软雅黑" w:eastAsia="微软雅黑"/>
+                <w:b w:val="0"/>
+                <w:sz w:val="16"/>
+              </w:rPr>
+              <w:t>运动生理学基础指标。Polar H10 被 700+ 篇同行评审论文验证为科研级心电图传感器，其 RR 间期精度与医用级 Holter 无显著差异。</w:t>
+            </w:r>
+          </w:p>
+        </w:tc>
+      </w:tr>
+      <w:tr>
+        <w:tc>
+          <w:tcPr>
+            <w:tcW w:type="dxa" w:w="1701"/>
+          </w:tcPr>
+          <w:p>
+            <w:pPr/>
+            <w:r/>
+            <w:r>
+              <w:rPr>
+                <w:rFonts w:ascii="微软雅黑" w:hAnsi="微软雅黑" w:eastAsia="微软雅黑"/>
+                <w:b w:val="0"/>
+                <w:sz w:val="16"/>
+              </w:rPr>
+              <w:t>HRV RR 间期</w:t>
+              <w:br/>
+              <w:t>(Polar H10)</w:t>
+            </w:r>
+          </w:p>
+        </w:tc>
+        <w:tc>
+          <w:tcPr>
+            <w:tcW w:type="dxa" w:w="1587"/>
+          </w:tcPr>
+          <w:p>
+            <w:pPr/>
+            <w:r/>
+            <w:r>
+              <w:rPr>
+                <w:rFonts w:ascii="微软雅黑" w:hAnsi="微软雅黑" w:eastAsia="微软雅黑"/>
+                <w:b w:val="0"/>
+                <w:sz w:val="16"/>
+              </w:rPr>
+              <w:t>SDNN（NN 间期标准差）</w:t>
+            </w:r>
+          </w:p>
+        </w:tc>
+        <w:tc>
+          <w:tcPr>
+            <w:tcW w:type="dxa" w:w="1587"/>
+          </w:tcPr>
+          <w:p>
+            <w:pPr/>
+            <w:r/>
+            <w:r>
+              <w:rPr>
+                <w:rFonts w:ascii="微软雅黑" w:hAnsi="微软雅黑" w:eastAsia="微软雅黑"/>
+                <w:b w:val="0"/>
+                <w:sz w:val="16"/>
+              </w:rPr>
+              <w:t>自主神经系统总体调节能力</w:t>
+            </w:r>
+          </w:p>
+        </w:tc>
+        <w:tc>
+          <w:tcPr>
+            <w:tcW w:type="dxa" w:w="4762"/>
+          </w:tcPr>
+          <w:p>
+            <w:pPr/>
+            <w:r/>
+            <w:r>
+              <w:rPr>
+                <w:rFonts w:ascii="微软雅黑" w:hAnsi="微软雅黑" w:eastAsia="微软雅黑"/>
+                <w:b w:val="0"/>
+                <w:sz w:val="16"/>
+              </w:rPr>
+              <w:t>Task Force of the European Society of Cardiology &amp; the North American Society of Pacing and Electrophysiology (1996) — HRV 测量标准化的国际权威指南。SDNN &gt; 50ms = 健康自主调节；&lt; 30ms = 自主神经功能抑制。</w:t>
+            </w:r>
+          </w:p>
+        </w:tc>
+      </w:tr>
+      <w:tr>
+        <w:tc>
+          <w:tcPr>
+            <w:tcW w:type="dxa" w:w="1701"/>
+          </w:tcPr>
+          <w:p>
+            <w:pPr/>
+            <w:r/>
+            <w:r>
+              <w:rPr>
+                <w:rFonts w:ascii="微软雅黑" w:hAnsi="微软雅黑" w:eastAsia="微软雅黑"/>
+                <w:b w:val="0"/>
+                <w:sz w:val="16"/>
+              </w:rPr>
+              <w:t>HRV RR 间期</w:t>
+              <w:br/>
+              <w:t>(Polar H10)</w:t>
+            </w:r>
+          </w:p>
+        </w:tc>
+        <w:tc>
+          <w:tcPr>
+            <w:tcW w:type="dxa" w:w="1587"/>
+          </w:tcPr>
+          <w:p>
+            <w:pPr/>
+            <w:r/>
+            <w:r>
+              <w:rPr>
+                <w:rFonts w:ascii="微软雅黑" w:hAnsi="微软雅黑" w:eastAsia="微软雅黑"/>
+                <w:b w:val="0"/>
+                <w:sz w:val="16"/>
+              </w:rPr>
+              <w:t>RMSSD（相邻 NN 间期差值均方根）</w:t>
+            </w:r>
+          </w:p>
+        </w:tc>
+        <w:tc>
+          <w:tcPr>
+            <w:tcW w:type="dxa" w:w="1587"/>
+          </w:tcPr>
+          <w:p>
+            <w:pPr/>
+            <w:r/>
+            <w:r>
+              <w:rPr>
+                <w:rFonts w:ascii="微软雅黑" w:hAnsi="微软雅黑" w:eastAsia="微软雅黑"/>
+                <w:b w:val="0"/>
+                <w:sz w:val="16"/>
+              </w:rPr>
+              <w:t>副交感（迷走）神经活性，"恢复能力指标"</w:t>
+            </w:r>
+          </w:p>
+        </w:tc>
+        <w:tc>
+          <w:tcPr>
+            <w:tcW w:type="dxa" w:w="4762"/>
+          </w:tcPr>
+          <w:p>
+            <w:pPr/>
+            <w:r/>
+            <w:r>
+              <w:rPr>
+                <w:rFonts w:ascii="微软雅黑" w:hAnsi="微软雅黑" w:eastAsia="微软雅黑"/>
+                <w:b w:val="0"/>
+                <w:sz w:val="16"/>
+              </w:rPr>
+              <w:t>临床验证的迷走张力指标。RMSSD &lt; 20ms = 高压力状态/恢复不足；&gt; 40ms = 良好恢复。RMSSD 是 HRV 中最稳定、最广泛使用的副交感指标，被大量运动医学和心理健康研究采纳。</w:t>
+            </w:r>
+          </w:p>
+        </w:tc>
+      </w:tr>
+      <w:tr>
+        <w:tc>
+          <w:tcPr>
+            <w:tcW w:type="dxa" w:w="1701"/>
+          </w:tcPr>
+          <w:p>
+            <w:pPr/>
+            <w:r/>
+            <w:r>
+              <w:rPr>
+                <w:rFonts w:ascii="微软雅黑" w:hAnsi="微软雅黑" w:eastAsia="微软雅黑"/>
+                <w:b w:val="0"/>
+                <w:sz w:val="16"/>
+              </w:rPr>
+              <w:t>HRV RR 间期</w:t>
+              <w:br/>
+              <w:t>(Polar H10)</w:t>
+            </w:r>
+          </w:p>
+        </w:tc>
+        <w:tc>
+          <w:tcPr>
+            <w:tcW w:type="dxa" w:w="1587"/>
+          </w:tcPr>
+          <w:p>
+            <w:pPr/>
+            <w:r/>
+            <w:r>
+              <w:rPr>
+                <w:rFonts w:ascii="微软雅黑" w:hAnsi="微软雅黑" w:eastAsia="微软雅黑"/>
+                <w:b w:val="0"/>
+                <w:sz w:val="16"/>
+              </w:rPr>
+              <w:t>pNN50（相邻间期差 &gt;50ms 的百分比）</w:t>
+            </w:r>
+          </w:p>
+        </w:tc>
+        <w:tc>
+          <w:tcPr>
+            <w:tcW w:type="dxa" w:w="1587"/>
+          </w:tcPr>
+          <w:p>
+            <w:pPr/>
+            <w:r/>
+            <w:r>
+              <w:rPr>
+                <w:rFonts w:ascii="微软雅黑" w:hAnsi="微软雅黑" w:eastAsia="微软雅黑"/>
+                <w:b w:val="0"/>
+                <w:sz w:val="16"/>
+              </w:rPr>
+              <w:t>副交感活性（与 RMSSD 互补验证）</w:t>
+            </w:r>
+          </w:p>
+        </w:tc>
+        <w:tc>
+          <w:tcPr>
+            <w:tcW w:type="dxa" w:w="4762"/>
+          </w:tcPr>
+          <w:p>
+            <w:pPr/>
+            <w:r/>
+            <w:r>
+              <w:rPr>
+                <w:rFonts w:ascii="微软雅黑" w:hAnsi="微软雅黑" w:eastAsia="微软雅黑"/>
+                <w:b w:val="0"/>
+                <w:sz w:val="16"/>
+              </w:rPr>
+              <w:t>Task Force (1996) 标准时域指标。pNN50 &gt; 20% = 副交感功能良好。与 RMSSD 高度相关，联合使用可提高自主神经评估的可靠性。</w:t>
+            </w:r>
+          </w:p>
+        </w:tc>
+      </w:tr>
+      <w:tr>
+        <w:tc>
+          <w:tcPr>
+            <w:tcW w:type="dxa" w:w="1701"/>
+          </w:tcPr>
+          <w:p>
+            <w:pPr/>
+            <w:r/>
+            <w:r>
+              <w:rPr>
+                <w:rFonts w:ascii="微软雅黑" w:hAnsi="微软雅黑" w:eastAsia="微软雅黑"/>
+                <w:b w:val="0"/>
+                <w:sz w:val="16"/>
+              </w:rPr>
+              <w:t>HRV RR 间期</w:t>
+              <w:br/>
+              <w:t>(Polar H10)</w:t>
+            </w:r>
+          </w:p>
+        </w:tc>
+        <w:tc>
+          <w:tcPr>
+            <w:tcW w:type="dxa" w:w="1587"/>
+          </w:tcPr>
+          <w:p>
+            <w:pPr/>
+            <w:r/>
+            <w:r>
+              <w:rPr>
+                <w:rFonts w:ascii="微软雅黑" w:hAnsi="微软雅黑" w:eastAsia="微软雅黑"/>
+                <w:b w:val="0"/>
+                <w:sz w:val="16"/>
+              </w:rPr>
+              <w:t>Baevsky Stress Index</w:t>
+            </w:r>
+          </w:p>
+        </w:tc>
+        <w:tc>
+          <w:tcPr>
+            <w:tcW w:type="dxa" w:w="1587"/>
+          </w:tcPr>
+          <w:p>
+            <w:pPr/>
+            <w:r/>
+            <w:r>
+              <w:rPr>
+                <w:rFonts w:ascii="微软雅黑" w:hAnsi="微软雅黑" w:eastAsia="微软雅黑"/>
+                <w:b w:val="0"/>
+                <w:sz w:val="16"/>
+              </w:rPr>
+              <w:t>综合生理应激/过劳程度</w:t>
+            </w:r>
+          </w:p>
+        </w:tc>
+        <w:tc>
+          <w:tcPr>
+            <w:tcW w:type="dxa" w:w="4762"/>
+          </w:tcPr>
+          <w:p>
+            <w:pPr/>
+            <w:r/>
+            <w:r>
+              <w:rPr>
+                <w:rFonts w:ascii="微软雅黑" w:hAnsi="微软雅黑" w:eastAsia="微软雅黑"/>
+                <w:b w:val="0"/>
+                <w:sz w:val="16"/>
+              </w:rPr>
+              <w:t>Baevsky 应力指数（Baevsky et al.）：SI = (LF/HF × 100) / max(RMSSD, 1) × 2。SI &lt; 50 = 放松状态；50–150 = 正常；150–500 = 中度压力；&gt; 500 = 高度压力/过度疲劳。由俄罗斯航天医学专家提出，广泛用于航天员和运动员的应激监测。</w:t>
+            </w:r>
+          </w:p>
+        </w:tc>
+      </w:tr>
+      <w:tr>
+        <w:tc>
+          <w:tcPr>
+            <w:tcW w:type="dxa" w:w="1701"/>
+          </w:tcPr>
+          <w:p>
+            <w:pPr/>
+            <w:r/>
+            <w:r>
+              <w:rPr>
+                <w:rFonts w:ascii="微软雅黑" w:hAnsi="微软雅黑" w:eastAsia="微软雅黑"/>
+                <w:b w:val="0"/>
+                <w:sz w:val="16"/>
+              </w:rPr>
+              <w:t>加速度计</w:t>
+              <w:br/>
+              <w:t>(VR 头显 + E4 腕带)</w:t>
+            </w:r>
+          </w:p>
+        </w:tc>
+        <w:tc>
+          <w:tcPr>
+            <w:tcW w:type="dxa" w:w="1587"/>
+          </w:tcPr>
+          <w:p>
+            <w:pPr/>
+            <w:r/>
+            <w:r>
+              <w:rPr>
+                <w:rFonts w:ascii="微软雅黑" w:hAnsi="微软雅黑" w:eastAsia="微软雅黑"/>
+                <w:b w:val="0"/>
+                <w:sz w:val="16"/>
+              </w:rPr>
+              <w:t>运动幅度、频率、复杂度、熵</w:t>
+            </w:r>
+          </w:p>
+        </w:tc>
+        <w:tc>
+          <w:tcPr>
+            <w:tcW w:type="dxa" w:w="1587"/>
+          </w:tcPr>
+          <w:p>
+            <w:pPr/>
+            <w:r/>
+            <w:r>
+              <w:rPr>
+                <w:rFonts w:ascii="微软雅黑" w:hAnsi="微软雅黑" w:eastAsia="微软雅黑"/>
+                <w:b w:val="0"/>
+                <w:sz w:val="16"/>
+              </w:rPr>
+              <w:t>身体活跃度、运动模式、动作质量</w:t>
+            </w:r>
+          </w:p>
+        </w:tc>
+        <w:tc>
+          <w:tcPr>
+            <w:tcW w:type="dxa" w:w="4762"/>
+          </w:tcPr>
+          <w:p>
+            <w:pPr/>
+            <w:r/>
+            <w:r>
+              <w:rPr>
+                <w:rFonts w:ascii="微软雅黑" w:hAnsi="微软雅黑" w:eastAsia="微软雅黑"/>
+                <w:b w:val="0"/>
+                <w:sz w:val="16"/>
+              </w:rPr>
+              <w:t>运动科学基础指标。加速度熵（acc_entropy）衡量运动复杂度，高熵 = 动作多样（如太极/舞蹈），低熵 = 重复动作（如跑步）。左右运动对称性 &lt; 85% 提示神经肌肉代偿。</w:t>
+            </w:r>
+          </w:p>
+        </w:tc>
+      </w:tr>
+      <w:tr>
+        <w:tc>
+          <w:tcPr>
+            <w:tcW w:type="dxa" w:w="1701"/>
+          </w:tcPr>
+          <w:p>
+            <w:pPr/>
+            <w:r/>
+            <w:r>
+              <w:rPr>
+                <w:rFonts w:ascii="微软雅黑" w:hAnsi="微软雅黑" w:eastAsia="微软雅黑"/>
+                <w:b w:val="0"/>
+                <w:sz w:val="16"/>
+              </w:rPr>
+              <w:t>VR 6DoF + 手部追踪</w:t>
+              <w:br/>
+              <w:t>(Quest 3)</w:t>
+            </w:r>
+          </w:p>
+        </w:tc>
+        <w:tc>
+          <w:tcPr>
+            <w:tcW w:type="dxa" w:w="1587"/>
+          </w:tcPr>
+          <w:p>
+            <w:pPr/>
+            <w:r/>
+            <w:r>
+              <w:rPr>
+                <w:rFonts w:ascii="微软雅黑" w:hAnsi="微软雅黑" w:eastAsia="微软雅黑"/>
+                <w:b w:val="0"/>
+                <w:sz w:val="16"/>
+              </w:rPr>
+              <w:t>头部运动平滑度、姿势稳定性、手部轨迹长度、关节角度范围</w:t>
+            </w:r>
+          </w:p>
+        </w:tc>
+        <w:tc>
+          <w:tcPr>
+            <w:tcW w:type="dxa" w:w="1587"/>
+          </w:tcPr>
+          <w:p>
+            <w:pPr/>
+            <w:r/>
+            <w:r>
+              <w:rPr>
+                <w:rFonts w:ascii="微软雅黑" w:hAnsi="微软雅黑" w:eastAsia="微软雅黑"/>
+                <w:b w:val="0"/>
+                <w:sz w:val="16"/>
+              </w:rPr>
+              <w:t>运动控制质量、协调性、姿势控制</w:t>
+            </w:r>
+          </w:p>
+        </w:tc>
+        <w:tc>
+          <w:tcPr>
+            <w:tcW w:type="dxa" w:w="4762"/>
+          </w:tcPr>
+          <w:p>
+            <w:pPr/>
+            <w:r/>
+            <w:r>
+              <w:rPr>
+                <w:rFonts w:ascii="微软雅黑" w:hAnsi="微软雅黑" w:eastAsia="微软雅黑"/>
+                <w:b w:val="0"/>
+                <w:sz w:val="16"/>
+              </w:rPr>
+              <w:t>基于 Quest 3 内向外追踪（~90Hz 头部，~30Hz 手部 23 关节），运动平滑度下降是疲劳和注意力缺失的早期行为信号（运动控制研究）。</w:t>
+            </w:r>
+          </w:p>
+        </w:tc>
+      </w:tr>
+      <w:tr>
+        <w:tc>
+          <w:tcPr>
+            <w:tcW w:type="dxa" w:w="1701"/>
+          </w:tcPr>
+          <w:p>
+            <w:pPr/>
+            <w:r/>
+            <w:r>
+              <w:rPr>
+                <w:rFonts w:ascii="微软雅黑" w:hAnsi="微软雅黑" w:eastAsia="微软雅黑"/>
+                <w:b w:val="0"/>
+                <w:sz w:val="16"/>
+              </w:rPr>
+              <w:t>PPG 光电容积脉搏</w:t>
+              <w:br/>
+              <w:t>(Empatica E4, 64Hz)</w:t>
+            </w:r>
+          </w:p>
+        </w:tc>
+        <w:tc>
+          <w:tcPr>
+            <w:tcW w:type="dxa" w:w="1587"/>
+          </w:tcPr>
+          <w:p>
+            <w:pPr/>
+            <w:r/>
+            <w:r>
+              <w:rPr>
+                <w:rFonts w:ascii="微软雅黑" w:hAnsi="微软雅黑" w:eastAsia="微软雅黑"/>
+                <w:b w:val="0"/>
+                <w:sz w:val="16"/>
+              </w:rPr>
+              <w:t>脉搏波幅度、脉搏传导时间 (PAT)</w:t>
+            </w:r>
+          </w:p>
+        </w:tc>
+        <w:tc>
+          <w:tcPr>
+            <w:tcW w:type="dxa" w:w="1587"/>
+          </w:tcPr>
+          <w:p>
+            <w:pPr/>
+            <w:r/>
+            <w:r>
+              <w:rPr>
+                <w:rFonts w:ascii="微软雅黑" w:hAnsi="微软雅黑" w:eastAsia="微软雅黑"/>
+                <w:b w:val="0"/>
+                <w:sz w:val="16"/>
+              </w:rPr>
+              <w:t>外周血管舒缩状态、血压变化相关</w:t>
+            </w:r>
+          </w:p>
+        </w:tc>
+        <w:tc>
+          <w:tcPr>
+            <w:tcW w:type="dxa" w:w="4762"/>
+          </w:tcPr>
+          <w:p>
+            <w:pPr/>
+            <w:r/>
+            <w:r>
+              <w:rPr>
+                <w:rFonts w:ascii="微软雅黑" w:hAnsi="微软雅黑" w:eastAsia="微软雅黑"/>
+                <w:b w:val="0"/>
+                <w:sz w:val="16"/>
+              </w:rPr>
+              <w:t>光电容积描记法是成熟的非侵入式血液循环监测技术。PAT 与动脉血压的相关性已被多篇研究验证（Ma &amp; Zhang, 2018 综述）。PPG 幅度降低 = 外周血管收缩（交感激活/压力反应）。</w:t>
+            </w:r>
+          </w:p>
+        </w:tc>
+      </w:tr>
+      <w:tr>
+        <w:tc>
+          <w:tcPr>
+            <w:tcW w:type="dxa" w:w="1701"/>
+          </w:tcPr>
+          <w:p>
+            <w:pPr/>
+            <w:r/>
+            <w:r>
+              <w:rPr>
+                <w:rFonts w:ascii="微软雅黑" w:hAnsi="微软雅黑" w:eastAsia="微软雅黑"/>
+                <w:b w:val="0"/>
+                <w:sz w:val="16"/>
+              </w:rPr>
+              <w:t>皮肤温度</w:t>
+              <w:br/>
+              <w:t>(Empatica E4, 4Hz)</w:t>
+            </w:r>
+          </w:p>
+        </w:tc>
+        <w:tc>
+          <w:tcPr>
+            <w:tcW w:type="dxa" w:w="1587"/>
+          </w:tcPr>
+          <w:p>
+            <w:pPr/>
+            <w:r/>
+            <w:r>
+              <w:rPr>
+                <w:rFonts w:ascii="微软雅黑" w:hAnsi="微软雅黑" w:eastAsia="微软雅黑"/>
+                <w:b w:val="0"/>
+                <w:sz w:val="16"/>
+              </w:rPr>
+              <w:t>绝对皮温、温度变化率 (°C/min)、温度-HR 耦合指数</w:t>
+            </w:r>
+          </w:p>
+        </w:tc>
+        <w:tc>
+          <w:tcPr>
+            <w:tcW w:type="dxa" w:w="1587"/>
+          </w:tcPr>
+          <w:p>
+            <w:pPr/>
+            <w:r/>
+            <w:r>
+              <w:rPr>
+                <w:rFonts w:ascii="微软雅黑" w:hAnsi="微软雅黑" w:eastAsia="微软雅黑"/>
+                <w:b w:val="0"/>
+                <w:sz w:val="16"/>
+              </w:rPr>
+              <w:t>外周循环、体温调节、代谢产热</w:t>
+            </w:r>
+          </w:p>
+        </w:tc>
+        <w:tc>
+          <w:tcPr>
+            <w:tcW w:type="dxa" w:w="4762"/>
+          </w:tcPr>
+          <w:p>
+            <w:pPr/>
+            <w:r/>
+            <w:r>
+              <w:rPr>
+                <w:rFonts w:ascii="微软雅黑" w:hAnsi="微软雅黑" w:eastAsia="微软雅黑"/>
+                <w:b w:val="0"/>
+                <w:sz w:val="16"/>
+              </w:rPr>
+              <w:t>体温调节生理学基础。皮温-HR 耦合解耦 = 可能的热应激或脱水信号。皮温 &lt; 32°C = 外周血管显著收缩；&gt; 36°C = 运动产热活跃，需关注散热。</w:t>
+            </w:r>
+          </w:p>
+        </w:tc>
+      </w:tr>
+    </w:tbl>
+    <w:p>
+      <w:pPr/>
+      <w:r>
+        <w:rPr>
+          <w:rFonts w:ascii="微软雅黑" w:hAnsi="微软雅黑" w:eastAsia="微软雅黑"/>
+          <w:b w:val="0"/>
+          <w:sz w:val="16"/>
+        </w:rPr>
+        <w:t>注：HRV 分析的所有时域、频域和非线性指标均遵循 Task Force (1996) 的测量标准。ECG 信号的 R 峰检测使用 NeuroKit2 库（基于 Pan-Tompkins 算法及改进版本），该算法在 MIT-BIH 心律失常数据库上验证准确率 &gt; 99%。</w:t>
+      </w:r>
+    </w:p>
+    <w:p>
+      <w:pPr/>
+      <w:r>
+        <w:rPr>
+          <w:rFonts w:ascii="微软雅黑" w:hAnsi="微软雅黑" w:eastAsia="微软雅黑"/>
+          <w:sz w:val="16"/>
+        </w:rPr>
+        <w:t>────────────────────────────────────────────────────────────</w:t>
+      </w:r>
+    </w:p>
+    <w:p>
+      <w:pPr>
+        <w:pStyle w:val="Heading4"/>
+      </w:pPr>
+      <w:r>
+        <w:rPr>
+          <w:rFonts w:ascii="微软雅黑" w:hAnsi="微软雅黑" w:eastAsia="微软雅黑"/>
+        </w:rPr>
+        <w:t>2.7.3 心理维度（Mind）—— 情绪与心理状态的研究依据</w:t>
+      </w:r>
+    </w:p>
+    <w:tbl>
+      <w:tblPr>
+        <w:tblStyle w:val="TableGrid"/>
+        <w:tblW w:type="auto" w:w="0"/>
+        <w:tblLook w:firstColumn="1" w:firstRow="1" w:lastColumn="0" w:lastRow="0" w:noHBand="0" w:noVBand="1" w:val="04A0"/>
+      </w:tblPr>
+      <w:tblGrid>
+        <w:gridCol w:w="2268"/>
+        <w:gridCol w:w="2268"/>
+        <w:gridCol w:w="2268"/>
+        <w:gridCol w:w="2268"/>
+      </w:tblGrid>
+      <w:tr>
+        <w:tc>
+          <w:tcPr>
+            <w:tcW w:type="dxa" w:w="1701"/>
+          </w:tcPr>
+          <w:p>
+            <w:pPr/>
+            <w:r/>
+            <w:r>
+              <w:rPr>
+                <w:rFonts w:ascii="微软雅黑" w:hAnsi="微软雅黑" w:eastAsia="微软雅黑"/>
+                <w:b/>
+                <w:sz w:val="16"/>
+              </w:rPr>
+              <w:t>原始信号/传感器</w:t>
+            </w:r>
+          </w:p>
+        </w:tc>
+        <w:tc>
+          <w:tcPr>
+            <w:tcW w:type="dxa" w:w="1587"/>
+          </w:tcPr>
+          <w:p>
+            <w:pPr/>
+            <w:r/>
+            <w:r>
+              <w:rPr>
+                <w:rFonts w:ascii="微软雅黑" w:hAnsi="微软雅黑" w:eastAsia="微软雅黑"/>
+                <w:b/>
+                <w:sz w:val="16"/>
+              </w:rPr>
+              <w:t>提取特征</w:t>
+            </w:r>
+          </w:p>
+        </w:tc>
+        <w:tc>
+          <w:tcPr>
+            <w:tcW w:type="dxa" w:w="1587"/>
+          </w:tcPr>
+          <w:p>
+            <w:pPr/>
+            <w:r/>
+            <w:r>
+              <w:rPr>
+                <w:rFonts w:ascii="微软雅黑" w:hAnsi="微软雅黑" w:eastAsia="微软雅黑"/>
+                <w:b/>
+                <w:sz w:val="16"/>
+              </w:rPr>
+              <w:t>反映的心理状态</w:t>
+            </w:r>
+          </w:p>
+        </w:tc>
+        <w:tc>
+          <w:tcPr>
+            <w:tcW w:type="dxa" w:w="4762"/>
+          </w:tcPr>
+          <w:p>
+            <w:pPr/>
+            <w:r/>
+            <w:r>
+              <w:rPr>
+                <w:rFonts w:ascii="微软雅黑" w:hAnsi="微软雅黑" w:eastAsia="微软雅黑"/>
+                <w:b/>
+                <w:sz w:val="16"/>
+              </w:rPr>
+              <w:t>研究依据</w:t>
+            </w:r>
+          </w:p>
+        </w:tc>
+      </w:tr>
+      <w:tr>
+        <w:tc>
+          <w:tcPr>
+            <w:tcW w:type="dxa" w:w="1701"/>
+          </w:tcPr>
+          <w:p>
+            <w:pPr/>
+            <w:r/>
+            <w:r>
+              <w:rPr>
+                <w:rFonts w:ascii="微软雅黑" w:hAnsi="微软雅黑" w:eastAsia="微软雅黑"/>
+                <w:b w:val="0"/>
+                <w:sz w:val="16"/>
+              </w:rPr>
+              <w:t>EEG 前额叶 α 不对称</w:t>
+              <w:br/>
+              <w:t>(Muse S, AF7/AF8, 256Hz)</w:t>
+            </w:r>
+          </w:p>
+        </w:tc>
+        <w:tc>
+          <w:tcPr>
+            <w:tcW w:type="dxa" w:w="1587"/>
+          </w:tcPr>
+          <w:p>
+            <w:pPr/>
+            <w:r/>
+            <w:r>
+              <w:rPr>
+                <w:rFonts w:ascii="微软雅黑" w:hAnsi="微软雅黑" w:eastAsia="微软雅黑"/>
+                <w:b w:val="0"/>
+                <w:sz w:val="16"/>
+              </w:rPr>
+              <w:t>α_asymmetry_fp =</w:t>
+              <w:br/>
+              <w:t>(AF8α − AF7α) /</w:t>
+              <w:br/>
+              <w:t>(AF8α + AF7α)</w:t>
+            </w:r>
+          </w:p>
+        </w:tc>
+        <w:tc>
+          <w:tcPr>
+            <w:tcW w:type="dxa" w:w="1587"/>
+          </w:tcPr>
+          <w:p>
+            <w:pPr/>
+            <w:r/>
+            <w:r>
+              <w:rPr>
+                <w:rFonts w:ascii="微软雅黑" w:hAnsi="微软雅黑" w:eastAsia="微软雅黑"/>
+                <w:b w:val="0"/>
+                <w:sz w:val="16"/>
+              </w:rPr>
+              <w:t>情绪效价：</w:t>
+              <w:br/>
+              <w:t>正性（趋近）vs 负性（回避）</w:t>
+            </w:r>
+          </w:p>
+        </w:tc>
+        <w:tc>
+          <w:tcPr>
+            <w:tcW w:type="dxa" w:w="4762"/>
+          </w:tcPr>
+          <w:p>
+            <w:pPr/>
+            <w:r/>
+            <w:r>
+              <w:rPr>
+                <w:rFonts w:ascii="微软雅黑" w:hAnsi="微软雅黑" w:eastAsia="微软雅黑"/>
+                <w:b w:val="0"/>
+                <w:sz w:val="16"/>
+              </w:rPr>
+              <w:t>Davidson 前额叶不对称模型（Davidson et al., 1990; Davidson, 2004）。左侧前额叶（AF7）α 功率较高（即左侧皮层激活较强）= 趋近动机/正性情绪；右侧（AF8）α 较高 = 回避动机/负性情绪。这一发现已在数百篇 EEG 情绪研究中得到验证，是情感神经科学领域最稳健的发现之一。</w:t>
+            </w:r>
+          </w:p>
+        </w:tc>
+      </w:tr>
+      <w:tr>
+        <w:tc>
+          <w:tcPr>
+            <w:tcW w:type="dxa" w:w="1701"/>
+          </w:tcPr>
+          <w:p>
+            <w:pPr/>
+            <w:r/>
+            <w:r>
+              <w:rPr>
+                <w:rFonts w:ascii="微软雅黑" w:hAnsi="微软雅黑" w:eastAsia="微软雅黑"/>
+                <w:b w:val="0"/>
+                <w:sz w:val="16"/>
+              </w:rPr>
+              <w:t>EEG α 波段功率</w:t>
+              <w:br/>
+              <w:t>(Muse S, 4通道, 8–13Hz)</w:t>
+            </w:r>
+          </w:p>
+        </w:tc>
+        <w:tc>
+          <w:tcPr>
+            <w:tcW w:type="dxa" w:w="1587"/>
+          </w:tcPr>
+          <w:p>
+            <w:pPr/>
+            <w:r/>
+            <w:r>
+              <w:rPr>
+                <w:rFonts w:ascii="微软雅黑" w:hAnsi="微软雅黑" w:eastAsia="微软雅黑"/>
+                <w:b w:val="0"/>
+                <w:sz w:val="16"/>
+              </w:rPr>
+              <w:t>alpha_power_mean</w:t>
+              <w:br/>
+              <w:t>（4 通道 α 均值）</w:t>
+            </w:r>
+          </w:p>
+        </w:tc>
+        <w:tc>
+          <w:tcPr>
+            <w:tcW w:type="dxa" w:w="1587"/>
+          </w:tcPr>
+          <w:p>
+            <w:pPr/>
+            <w:r/>
+            <w:r>
+              <w:rPr>
+                <w:rFonts w:ascii="微软雅黑" w:hAnsi="微软雅黑" w:eastAsia="微软雅黑"/>
+                <w:b w:val="0"/>
+                <w:sz w:val="16"/>
+              </w:rPr>
+              <w:t>放松深度：</w:t>
+              <w:br/>
+              <w:t>α↑ = 放松/冥想</w:t>
+              <w:br/>
+              <w:t>α↓ = 警觉/认知活跃</w:t>
+            </w:r>
+          </w:p>
+        </w:tc>
+        <w:tc>
+          <w:tcPr>
+            <w:tcW w:type="dxa" w:w="4762"/>
+          </w:tcPr>
+          <w:p>
+            <w:pPr/>
+            <w:r/>
+            <w:r>
+              <w:rPr>
+                <w:rFonts w:ascii="微软雅黑" w:hAnsi="微软雅黑" w:eastAsia="微软雅黑"/>
+                <w:b w:val="0"/>
+                <w:sz w:val="16"/>
+              </w:rPr>
+              <w:t>α 波增强与放松/冥想状态的关系是 EEG 研究中最经典可靠的发现之一（Berger, 1929 — 首次记录人类 EEG α 节律）。闭眼 α 增强、睁眼 α 衰减（α 阻断）是正常脑功能的标志。α 功率 vs 个人闭眼基线的比值可量化放松深度。</w:t>
+            </w:r>
+          </w:p>
+        </w:tc>
+      </w:tr>
+      <w:tr>
+        <w:tc>
+          <w:tcPr>
+            <w:tcW w:type="dxa" w:w="1701"/>
+          </w:tcPr>
+          <w:p>
+            <w:pPr/>
+            <w:r/>
+            <w:r>
+              <w:rPr>
+                <w:rFonts w:ascii="微软雅黑" w:hAnsi="微软雅黑" w:eastAsia="微软雅黑"/>
+                <w:b w:val="0"/>
+                <w:sz w:val="16"/>
+              </w:rPr>
+              <w:t>EEG β 波段功率</w:t>
+              <w:br/>
+              <w:t>(Muse S, 4通道, 13–30Hz)</w:t>
+            </w:r>
+          </w:p>
+        </w:tc>
+        <w:tc>
+          <w:tcPr>
+            <w:tcW w:type="dxa" w:w="1587"/>
+          </w:tcPr>
+          <w:p>
+            <w:pPr/>
+            <w:r/>
+            <w:r>
+              <w:rPr>
+                <w:rFonts w:ascii="微软雅黑" w:hAnsi="微软雅黑" w:eastAsia="微软雅黑"/>
+                <w:b w:val="0"/>
+                <w:sz w:val="16"/>
+              </w:rPr>
+              <w:t>beta_power_mean</w:t>
+              <w:br/>
+              <w:t>（4 通道 β 均值）</w:t>
+            </w:r>
+          </w:p>
+        </w:tc>
+        <w:tc>
+          <w:tcPr>
+            <w:tcW w:type="dxa" w:w="1587"/>
+          </w:tcPr>
+          <w:p>
+            <w:pPr/>
+            <w:r/>
+            <w:r>
+              <w:rPr>
+                <w:rFonts w:ascii="微软雅黑" w:hAnsi="微软雅黑" w:eastAsia="微软雅黑"/>
+                <w:b w:val="0"/>
+                <w:sz w:val="16"/>
+              </w:rPr>
+              <w:t>活跃思维/认知加工：</w:t>
+              <w:br/>
+              <w:t>β↑ = 专注/焦虑</w:t>
+              <w:br/>
+              <w:t>β↓ = 放松/困倦</w:t>
+            </w:r>
+          </w:p>
+        </w:tc>
+        <w:tc>
+          <w:tcPr>
+            <w:tcW w:type="dxa" w:w="4762"/>
+          </w:tcPr>
+          <w:p>
+            <w:pPr/>
+            <w:r/>
+            <w:r>
+              <w:rPr>
+                <w:rFonts w:ascii="微软雅黑" w:hAnsi="微软雅黑" w:eastAsia="微软雅黑"/>
+                <w:b w:val="0"/>
+                <w:sz w:val="16"/>
+              </w:rPr>
+              <w:t>β 活动与警觉、专注、认知加工及焦虑相关。高 β 功率（尤其是 &gt; 20Hz 的快 β）与焦虑状态有稳健关联。在临床 EEG 中，过度 β 活动是焦虑障碍的常见电生理标记。</w:t>
+            </w:r>
+          </w:p>
+        </w:tc>
+      </w:tr>
+      <w:tr>
+        <w:tc>
+          <w:tcPr>
+            <w:tcW w:type="dxa" w:w="1701"/>
+          </w:tcPr>
+          <w:p>
+            <w:pPr/>
+            <w:r/>
+            <w:r>
+              <w:rPr>
+                <w:rFonts w:ascii="微软雅黑" w:hAnsi="微软雅黑" w:eastAsia="微软雅黑"/>
+                <w:b w:val="0"/>
+                <w:sz w:val="16"/>
+              </w:rPr>
+              <w:t>EEG θ/β 比值</w:t>
+              <w:br/>
+              <w:t>(Muse S, 4通道)</w:t>
+            </w:r>
+          </w:p>
+        </w:tc>
+        <w:tc>
+          <w:tcPr>
+            <w:tcW w:type="dxa" w:w="1587"/>
+          </w:tcPr>
+          <w:p>
+            <w:pPr/>
+            <w:r/>
+            <w:r>
+              <w:rPr>
+                <w:rFonts w:ascii="微软雅黑" w:hAnsi="微软雅黑" w:eastAsia="微软雅黑"/>
+                <w:b w:val="0"/>
+                <w:sz w:val="16"/>
+              </w:rPr>
+              <w:t>theta_beta_ratio =</w:t>
+              <w:br/>
+              <w:t>θ 功率 / β 功率</w:t>
+            </w:r>
+          </w:p>
+        </w:tc>
+        <w:tc>
+          <w:tcPr>
+            <w:tcW w:type="dxa" w:w="1587"/>
+          </w:tcPr>
+          <w:p>
+            <w:pPr/>
+            <w:r/>
+            <w:r>
+              <w:rPr>
+                <w:rFonts w:ascii="微软雅黑" w:hAnsi="微软雅黑" w:eastAsia="微软雅黑"/>
+                <w:b w:val="0"/>
+                <w:sz w:val="16"/>
+              </w:rPr>
+              <w:t>注意力量化：</w:t>
+              <w:br/>
+              <w:t>TBR &lt; 1.5 = 专注</w:t>
+              <w:br/>
+              <w:t>1.5–2.5 = 正常</w:t>
+              <w:br/>
+              <w:t>&gt; 2.5 = 注意力涣散</w:t>
+            </w:r>
+          </w:p>
+        </w:tc>
+        <w:tc>
+          <w:tcPr>
+            <w:tcW w:type="dxa" w:w="4762"/>
+          </w:tcPr>
+          <w:p>
+            <w:pPr/>
+            <w:r/>
+            <w:r>
+              <w:rPr>
+                <w:rFonts w:ascii="微软雅黑" w:hAnsi="微软雅黑" w:eastAsia="微软雅黑"/>
+                <w:b w:val="0"/>
+                <w:sz w:val="16"/>
+              </w:rPr>
+              <w:t>大量文献支持，是注意力评估最常用的 EEG 指标之一。Lubar (1991) 首次提出 TBR 用于 ADHD 的定量评估。Monastra et al. (1999) 在一项大规模临床研究中验证：TBR &gt; 阈值（通常 2.5–3.5）对 ADHD 的诊断敏感度 &gt; 85%。后续研究（Arns et al., 2013 荟萃分析）证实 TBR 是注意力状态的有效生物标记，但需结合个体差异解释。</w:t>
+            </w:r>
+          </w:p>
+        </w:tc>
+      </w:tr>
+      <w:tr>
+        <w:tc>
+          <w:tcPr>
+            <w:tcW w:type="dxa" w:w="1701"/>
+          </w:tcPr>
+          <w:p>
+            <w:pPr/>
+            <w:r/>
+            <w:r>
+              <w:rPr>
+                <w:rFonts w:ascii="微软雅黑" w:hAnsi="微软雅黑" w:eastAsia="微软雅黑"/>
+                <w:b w:val="0"/>
+                <w:sz w:val="16"/>
+              </w:rPr>
+              <w:t>GSR/EDA 皮肤电导</w:t>
+              <w:br/>
+              <w:t>(Empatica E4, 4Hz)</w:t>
+            </w:r>
+          </w:p>
+        </w:tc>
+        <w:tc>
+          <w:tcPr>
+            <w:tcW w:type="dxa" w:w="1587"/>
+          </w:tcPr>
+          <w:p>
+            <w:pPr/>
+            <w:r/>
+            <w:r>
+              <w:rPr>
+                <w:rFonts w:ascii="微软雅黑" w:hAnsi="微软雅黑" w:eastAsia="微软雅黑"/>
+                <w:b w:val="0"/>
+                <w:sz w:val="16"/>
+              </w:rPr>
+              <w:t>gsr_tonic_level</w:t>
+              <w:br/>
+              <w:t>（皮肤电导基础水平, SCL）</w:t>
+            </w:r>
+          </w:p>
+        </w:tc>
+        <w:tc>
+          <w:tcPr>
+            <w:tcW w:type="dxa" w:w="1587"/>
+          </w:tcPr>
+          <w:p>
+            <w:pPr/>
+            <w:r/>
+            <w:r>
+              <w:rPr>
+                <w:rFonts w:ascii="微软雅黑" w:hAnsi="微软雅黑" w:eastAsia="微软雅黑"/>
+                <w:b w:val="0"/>
+                <w:sz w:val="16"/>
+              </w:rPr>
+              <w:t>交感神经基线激活度</w:t>
+              <w:br/>
+              <w:t>（觉醒度）：</w:t>
+              <w:br/>
+              <w:t>SCL↑ = 高唤醒/压力</w:t>
+              <w:br/>
+              <w:t>SCL↓ = 低唤醒/放松</w:t>
+            </w:r>
+          </w:p>
+        </w:tc>
+        <w:tc>
+          <w:tcPr>
+            <w:tcW w:type="dxa" w:w="4762"/>
+          </w:tcPr>
+          <w:p>
+            <w:pPr/>
+            <w:r/>
+            <w:r>
+              <w:rPr>
+                <w:rFonts w:ascii="微软雅黑" w:hAnsi="微软雅黑" w:eastAsia="微软雅黑"/>
+                <w:b w:val="0"/>
+                <w:sz w:val="16"/>
+              </w:rPr>
+              <w:t>GSR 是"压力检测的金标准"，具有秒级时间分辨率。皮肤电导仅受交感神经支配（无副交感拮抗），因此是纯交感活动的直接测量。EDA 的电生理机制（汗腺活动 → 皮肤电导变化）已被充分验证（Boucsein, 2012 — Electrodermal Activity 标准专著）。</w:t>
+            </w:r>
+          </w:p>
+        </w:tc>
+      </w:tr>
+      <w:tr>
+        <w:tc>
+          <w:tcPr>
+            <w:tcW w:type="dxa" w:w="1701"/>
+          </w:tcPr>
+          <w:p>
+            <w:pPr/>
+            <w:r/>
+            <w:r>
+              <w:rPr>
+                <w:rFonts w:ascii="微软雅黑" w:hAnsi="微软雅黑" w:eastAsia="微软雅黑"/>
+                <w:b w:val="0"/>
+                <w:sz w:val="16"/>
+              </w:rPr>
+              <w:t>GSR/EDA 皮肤电导</w:t>
+              <w:br/>
+              <w:t>(Empatica E4, 4Hz)</w:t>
+            </w:r>
+          </w:p>
+        </w:tc>
+        <w:tc>
+          <w:tcPr>
+            <w:tcW w:type="dxa" w:w="1587"/>
+          </w:tcPr>
+          <w:p>
+            <w:pPr/>
+            <w:r/>
+            <w:r>
+              <w:rPr>
+                <w:rFonts w:ascii="微软雅黑" w:hAnsi="微软雅黑" w:eastAsia="微软雅黑"/>
+                <w:b w:val="0"/>
+                <w:sz w:val="16"/>
+              </w:rPr>
+              <w:t>gsr_phasic_peak_count</w:t>
+              <w:br/>
+              <w:t>（SCR 峰值频率）</w:t>
+              <w:br/>
+              <w:t>gsr_phasic_amplitude_mean</w:t>
+              <w:br/>
+              <w:t>（SCR 平均幅度）</w:t>
+            </w:r>
+          </w:p>
+        </w:tc>
+        <w:tc>
+          <w:tcPr>
+            <w:tcW w:type="dxa" w:w="1587"/>
+          </w:tcPr>
+          <w:p>
+            <w:pPr/>
+            <w:r/>
+            <w:r>
+              <w:rPr>
+                <w:rFonts w:ascii="微软雅黑" w:hAnsi="微软雅黑" w:eastAsia="微软雅黑"/>
+                <w:b w:val="0"/>
+                <w:sz w:val="16"/>
+              </w:rPr>
+              <w:t>瞬时情绪唤醒事件：</w:t>
+              <w:br/>
+              <w:t>SCR 峰多/幅大 = 情绪波动频繁/剧烈</w:t>
+            </w:r>
+          </w:p>
+        </w:tc>
+        <w:tc>
+          <w:tcPr>
+            <w:tcW w:type="dxa" w:w="4762"/>
+          </w:tcPr>
+          <w:p>
+            <w:pPr/>
+            <w:r/>
+            <w:r>
+              <w:rPr>
+                <w:rFonts w:ascii="微软雅黑" w:hAnsi="微软雅黑" w:eastAsia="微软雅黑"/>
+                <w:b w:val="0"/>
+                <w:sz w:val="16"/>
+              </w:rPr>
+              <w:t>使用 cvxEDA 算法（Greco et al., 2016, IEEE Trans. Biomed. Eng.）进行 tonic/phasic 分解，是皮肤电导分析的最先进方法之一。SCR 峰反映即时的、事件相关的交感激活（如情绪刺激、应激事件），每个 SCR 峰对应一次"情绪唤醒事件"。</w:t>
+            </w:r>
+          </w:p>
+        </w:tc>
+      </w:tr>
+      <w:tr>
+        <w:tc>
+          <w:tcPr>
+            <w:tcW w:type="dxa" w:w="1701"/>
+          </w:tcPr>
+          <w:p>
+            <w:pPr/>
+            <w:r/>
+            <w:r>
+              <w:rPr>
+                <w:rFonts w:ascii="微软雅黑" w:hAnsi="微软雅黑" w:eastAsia="微软雅黑"/>
+                <w:b w:val="0"/>
+                <w:sz w:val="16"/>
+              </w:rPr>
+              <w:t>HRV 频域</w:t>
+              <w:br/>
+              <w:t>(Polar H10)</w:t>
+            </w:r>
+          </w:p>
+        </w:tc>
+        <w:tc>
+          <w:tcPr>
+            <w:tcW w:type="dxa" w:w="1587"/>
+          </w:tcPr>
+          <w:p>
+            <w:pPr/>
+            <w:r/>
+            <w:r>
+              <w:rPr>
+                <w:rFonts w:ascii="微软雅黑" w:hAnsi="微软雅黑" w:eastAsia="微软雅黑"/>
+                <w:b w:val="0"/>
+                <w:sz w:val="16"/>
+              </w:rPr>
+              <w:t>LF/HF 比值</w:t>
+              <w:br/>
+              <w:t>LF: 0.04–0.15Hz</w:t>
+              <w:br/>
+              <w:t>HF: 0.15–0.4Hz</w:t>
+            </w:r>
+          </w:p>
+        </w:tc>
+        <w:tc>
+          <w:tcPr>
+            <w:tcW w:type="dxa" w:w="1587"/>
+          </w:tcPr>
+          <w:p>
+            <w:pPr/>
+            <w:r/>
+            <w:r>
+              <w:rPr>
+                <w:rFonts w:ascii="微软雅黑" w:hAnsi="微软雅黑" w:eastAsia="微软雅黑"/>
+                <w:b w:val="0"/>
+                <w:sz w:val="16"/>
+              </w:rPr>
+              <w:t>交感-副交感平衡：</w:t>
+              <w:br/>
+              <w:t>LF/HF &gt; 3 = 交感优势（紧张/焦虑）</w:t>
+              <w:br/>
+              <w:t>LF/HF &lt; 1 = 副交感优势（放松）</w:t>
+            </w:r>
+          </w:p>
+        </w:tc>
+        <w:tc>
+          <w:tcPr>
+            <w:tcW w:type="dxa" w:w="4762"/>
+          </w:tcPr>
+          <w:p>
+            <w:pPr/>
+            <w:r/>
+            <w:r>
+              <w:rPr>
+                <w:rFonts w:ascii="微软雅黑" w:hAnsi="微软雅黑" w:eastAsia="微软雅黑"/>
+                <w:b w:val="0"/>
+                <w:sz w:val="16"/>
+              </w:rPr>
+              <w:t>基于呼吸性窦性心律不齐（RSA）的生理机制：HF 功率主要由副交感（迷走）神经介导，与呼吸同步；LF 功率反映交感+副交感混合调控。Task Force (1996) 将 LF/HF 比值定义为"交感-迷走平衡"指标。后续研究提示 LF/HF 的解释需谨慎（Billman, 2013），但在趋势监测中仍广泛使用。</w:t>
+            </w:r>
+          </w:p>
+        </w:tc>
+      </w:tr>
+      <w:tr>
+        <w:tc>
+          <w:tcPr>
+            <w:tcW w:type="dxa" w:w="1701"/>
+          </w:tcPr>
+          <w:p>
+            <w:pPr/>
+            <w:r/>
+            <w:r>
+              <w:rPr>
+                <w:rFonts w:ascii="微软雅黑" w:hAnsi="微软雅黑" w:eastAsia="微软雅黑"/>
+                <w:b w:val="0"/>
+                <w:sz w:val="16"/>
+              </w:rPr>
+              <w:t>多模态融合</w:t>
+              <w:br/>
+              <w:t>(EEG + GSR + HRV)</w:t>
+            </w:r>
+          </w:p>
+        </w:tc>
+        <w:tc>
+          <w:tcPr>
+            <w:tcW w:type="dxa" w:w="1587"/>
+          </w:tcPr>
+          <w:p>
+            <w:pPr/>
+            <w:r/>
+            <w:r>
+              <w:rPr>
+                <w:rFonts w:ascii="微软雅黑" w:hAnsi="微软雅黑" w:eastAsia="微软雅黑"/>
+                <w:b w:val="0"/>
+                <w:sz w:val="16"/>
+              </w:rPr>
+              <w:t>效价轴（α 不对称）+ 唤醒轴（SCL + β 功率）</w:t>
+            </w:r>
+          </w:p>
+        </w:tc>
+        <w:tc>
+          <w:tcPr>
+            <w:tcW w:type="dxa" w:w="1587"/>
+          </w:tcPr>
+          <w:p>
+            <w:pPr/>
+            <w:r/>
+            <w:r>
+              <w:rPr>
+                <w:rFonts w:ascii="微软雅黑" w:hAnsi="微软雅黑" w:eastAsia="微软雅黑"/>
+                <w:b w:val="0"/>
+                <w:sz w:val="16"/>
+              </w:rPr>
+              <w:t>情绪四象限分类：</w:t>
+              <w:br/>
+              <w:t>HA-PV (兴奋)</w:t>
+              <w:br/>
+              <w:t>HA-NV (紧张)</w:t>
+              <w:br/>
+              <w:t>LA-PV (放松)</w:t>
+              <w:br/>
+              <w:t>LA-NV (疲劳)</w:t>
+            </w:r>
+          </w:p>
+        </w:tc>
+        <w:tc>
+          <w:tcPr>
+            <w:tcW w:type="dxa" w:w="4762"/>
+          </w:tcPr>
+          <w:p>
+            <w:pPr/>
+            <w:r/>
+            <w:r>
+              <w:rPr>
+                <w:rFonts w:ascii="微软雅黑" w:hAnsi="微软雅黑" w:eastAsia="微软雅黑"/>
+                <w:b w:val="0"/>
+                <w:sz w:val="16"/>
+              </w:rPr>
+              <w:t>Russell 情绪环状模型（Russell, 1980, J. Personality and Social Psychology）— 将情绪组织为效价（valence, 愉悦-不愉悦）× 唤醒度（arousal, 高-低）的二维空间。该模型是情感科学的基石性框架之一，被数千篇研究引用。本系统通过 EEG 额叶不对称映射效价轴、GSR + β 功率映射唤醒轴，实现生理数据到情绪坐标的跨模态映射。</w:t>
+            </w:r>
+          </w:p>
+        </w:tc>
+      </w:tr>
+    </w:tbl>
+    <w:p>
+      <w:pPr/>
+      <w:r>
+        <w:rPr>
+          <w:rFonts w:ascii="微软雅黑" w:hAnsi="微软雅黑" w:eastAsia="微软雅黑"/>
+          <w:sz w:val="16"/>
+        </w:rPr>
+        <w:t>────────────────────────────────────────────────────────────</w:t>
+      </w:r>
+    </w:p>
+    <w:p>
+      <w:pPr>
+        <w:pStyle w:val="Heading4"/>
+      </w:pPr>
+      <w:r>
+        <w:rPr>
+          <w:rFonts w:ascii="微软雅黑" w:hAnsi="微软雅黑" w:eastAsia="微软雅黑"/>
+        </w:rPr>
+        <w:t>2.7.4 脑维度（Brain）—— 认知功能状态的研究依据</w:t>
+      </w:r>
+    </w:p>
+    <w:tbl>
+      <w:tblPr>
+        <w:tblStyle w:val="TableGrid"/>
+        <w:tblW w:type="auto" w:w="0"/>
+        <w:tblLook w:firstColumn="1" w:firstRow="1" w:lastColumn="0" w:lastRow="0" w:noHBand="0" w:noVBand="1" w:val="04A0"/>
+      </w:tblPr>
+      <w:tblGrid>
+        <w:gridCol w:w="2268"/>
+        <w:gridCol w:w="2268"/>
+        <w:gridCol w:w="2268"/>
+        <w:gridCol w:w="2268"/>
+      </w:tblGrid>
+      <w:tr>
+        <w:tc>
+          <w:tcPr>
+            <w:tcW w:type="dxa" w:w="1587"/>
+          </w:tcPr>
+          <w:p>
+            <w:pPr/>
+            <w:r/>
+            <w:r>
+              <w:rPr>
+                <w:rFonts w:ascii="微软雅黑" w:hAnsi="微软雅黑" w:eastAsia="微软雅黑"/>
+                <w:b/>
+                <w:sz w:val="16"/>
+              </w:rPr>
+              <w:t>原始信号/测试</w:t>
+            </w:r>
+          </w:p>
+        </w:tc>
+        <w:tc>
+          <w:tcPr>
+            <w:tcW w:type="dxa" w:w="1587"/>
+          </w:tcPr>
+          <w:p>
+            <w:pPr/>
+            <w:r/>
+            <w:r>
+              <w:rPr>
+                <w:rFonts w:ascii="微软雅黑" w:hAnsi="微软雅黑" w:eastAsia="微软雅黑"/>
+                <w:b/>
+                <w:sz w:val="16"/>
+              </w:rPr>
+              <w:t>提取特征</w:t>
+            </w:r>
+          </w:p>
+        </w:tc>
+        <w:tc>
+          <w:tcPr>
+            <w:tcW w:type="dxa" w:w="1587"/>
+          </w:tcPr>
+          <w:p>
+            <w:pPr/>
+            <w:r/>
+            <w:r>
+              <w:rPr>
+                <w:rFonts w:ascii="微软雅黑" w:hAnsi="微软雅黑" w:eastAsia="微软雅黑"/>
+                <w:b/>
+                <w:sz w:val="16"/>
+              </w:rPr>
+              <w:t>反映的认知功能</w:t>
+            </w:r>
+          </w:p>
+        </w:tc>
+        <w:tc>
+          <w:tcPr>
+            <w:tcW w:type="dxa" w:w="4876"/>
+          </w:tcPr>
+          <w:p>
+            <w:pPr/>
+            <w:r/>
+            <w:r>
+              <w:rPr>
+                <w:rFonts w:ascii="微软雅黑" w:hAnsi="微软雅黑" w:eastAsia="微软雅黑"/>
+                <w:b/>
+                <w:sz w:val="16"/>
+              </w:rPr>
+              <w:t>研究依据</w:t>
+            </w:r>
+          </w:p>
+        </w:tc>
+      </w:tr>
+      <w:tr>
+        <w:tc>
+          <w:tcPr>
+            <w:tcW w:type="dxa" w:w="1587"/>
+          </w:tcPr>
+          <w:p>
+            <w:pPr/>
+            <w:r/>
+            <w:r>
+              <w:rPr>
+                <w:rFonts w:ascii="微软雅黑" w:hAnsi="微软雅黑" w:eastAsia="微软雅黑"/>
+                <w:b w:val="0"/>
+                <w:sz w:val="16"/>
+              </w:rPr>
+              <w:t>VR 简单反应时测试</w:t>
+            </w:r>
+          </w:p>
+        </w:tc>
+        <w:tc>
+          <w:tcPr>
+            <w:tcW w:type="dxa" w:w="1587"/>
+          </w:tcPr>
+          <w:p>
+            <w:pPr/>
+            <w:r/>
+            <w:r>
+              <w:rPr>
+                <w:rFonts w:ascii="微软雅黑" w:hAnsi="微软雅黑" w:eastAsia="微软雅黑"/>
+                <w:b w:val="0"/>
+                <w:sz w:val="16"/>
+              </w:rPr>
+              <w:t>reaction_time_ms</w:t>
+              <w:br/>
+              <w:t>（简单反应时）</w:t>
+            </w:r>
+          </w:p>
+        </w:tc>
+        <w:tc>
+          <w:tcPr>
+            <w:tcW w:type="dxa" w:w="1587"/>
+          </w:tcPr>
+          <w:p>
+            <w:pPr/>
+            <w:r/>
+            <w:r>
+              <w:rPr>
+                <w:rFonts w:ascii="微软雅黑" w:hAnsi="微软雅黑" w:eastAsia="微软雅黑"/>
+                <w:b w:val="0"/>
+                <w:sz w:val="16"/>
+              </w:rPr>
+              <w:t>信息加工速度：</w:t>
+              <w:br/>
+              <w:t>RT &lt; 250ms = 快速</w:t>
+              <w:br/>
+              <w:t>250–350ms = 正常</w:t>
+              <w:br/>
+              <w:t>&gt; 350ms = 中枢疲劳</w:t>
+            </w:r>
+          </w:p>
+        </w:tc>
+        <w:tc>
+          <w:tcPr>
+            <w:tcW w:type="dxa" w:w="4876"/>
+          </w:tcPr>
+          <w:p>
+            <w:pPr/>
+            <w:r/>
+            <w:r>
+              <w:rPr>
+                <w:rFonts w:ascii="微软雅黑" w:hAnsi="微软雅黑" w:eastAsia="微软雅黑"/>
+                <w:b w:val="0"/>
+                <w:sz w:val="16"/>
+              </w:rPr>
+              <w:t>反应时是认知心理学的经典基础指标，衡量中枢神经系统信息处理速度。反应时延长是中枢疲劳的最敏感行为学标记之一（Hockey, 1997 — 疲劳与认知功能综述）。在运动科学中，反应时的变化常用于监测运动员的中枢神经疲劳状态。</w:t>
+            </w:r>
+          </w:p>
+        </w:tc>
+      </w:tr>
+      <w:tr>
+        <w:tc>
+          <w:tcPr>
+            <w:tcW w:type="dxa" w:w="1587"/>
+          </w:tcPr>
+          <w:p>
+            <w:pPr/>
+            <w:r/>
+            <w:r>
+              <w:rPr>
+                <w:rFonts w:ascii="微软雅黑" w:hAnsi="微软雅黑" w:eastAsia="微软雅黑"/>
+                <w:b w:val="0"/>
+                <w:sz w:val="16"/>
+              </w:rPr>
+              <w:t>VR Stroop 色-词测试</w:t>
+            </w:r>
+          </w:p>
+        </w:tc>
+        <w:tc>
+          <w:tcPr>
+            <w:tcW w:type="dxa" w:w="1587"/>
+          </w:tcPr>
+          <w:p>
+            <w:pPr/>
+            <w:r/>
+            <w:r>
+              <w:rPr>
+                <w:rFonts w:ascii="微软雅黑" w:hAnsi="微软雅黑" w:eastAsia="微软雅黑"/>
+                <w:b w:val="0"/>
+                <w:sz w:val="16"/>
+              </w:rPr>
+              <w:t>stroop_interference_ms</w:t>
+              <w:br/>
+              <w:t>（Stroop 干扰效应）</w:t>
+            </w:r>
+          </w:p>
+        </w:tc>
+        <w:tc>
+          <w:tcPr>
+            <w:tcW w:type="dxa" w:w="1587"/>
+          </w:tcPr>
+          <w:p>
+            <w:pPr/>
+            <w:r/>
+            <w:r>
+              <w:rPr>
+                <w:rFonts w:ascii="微软雅黑" w:hAnsi="微软雅黑" w:eastAsia="微软雅黑"/>
+                <w:b w:val="0"/>
+                <w:sz w:val="16"/>
+              </w:rPr>
+              <w:t>执行功能 / 抑制控制：</w:t>
+              <w:br/>
+              <w:t>干扰越小 = 执行功能越强</w:t>
+              <w:br/>
+              <w:t>干扰越大 = 前额叶执行资源不足</w:t>
+            </w:r>
+          </w:p>
+        </w:tc>
+        <w:tc>
+          <w:tcPr>
+            <w:tcW w:type="dxa" w:w="4876"/>
+          </w:tcPr>
+          <w:p>
+            <w:pPr/>
+            <w:r/>
+            <w:r>
+              <w:rPr>
+                <w:rFonts w:ascii="微软雅黑" w:hAnsi="微软雅黑" w:eastAsia="微软雅黑"/>
+                <w:b w:val="0"/>
+                <w:sz w:val="16"/>
+              </w:rPr>
+              <w:t>Stroop 效应（Stroop, 1935, J. Experimental Psychology）— 认知心理学引用量最高的经典范式之一。色-词不一致条件下的反应延迟（干扰效应）反映前额叶皮层介导的抑制控制能力。Stroop 干扰效应的增加是前额叶疲劳/认知负荷过高的可靠行为学指标（MacLeod, 1991 — Stroop 效应百年综述）。</w:t>
+            </w:r>
+          </w:p>
+        </w:tc>
+      </w:tr>
+      <w:tr>
+        <w:tc>
+          <w:tcPr>
+            <w:tcW w:type="dxa" w:w="1587"/>
+          </w:tcPr>
+          <w:p>
+            <w:pPr/>
+            <w:r/>
+            <w:r>
+              <w:rPr>
+                <w:rFonts w:ascii="微软雅黑" w:hAnsi="微软雅黑" w:eastAsia="微软雅黑"/>
+                <w:b w:val="0"/>
+                <w:sz w:val="16"/>
+              </w:rPr>
+              <w:t>VR N-back 测试</w:t>
+            </w:r>
+          </w:p>
+        </w:tc>
+        <w:tc>
+          <w:tcPr>
+            <w:tcW w:type="dxa" w:w="1587"/>
+          </w:tcPr>
+          <w:p>
+            <w:pPr/>
+            <w:r/>
+            <w:r>
+              <w:rPr>
+                <w:rFonts w:ascii="微软雅黑" w:hAnsi="微软雅黑" w:eastAsia="微软雅黑"/>
+                <w:b w:val="0"/>
+                <w:sz w:val="16"/>
+              </w:rPr>
+              <w:t>nback_d_prime</w:t>
+              <w:br/>
+              <w:t>（d' 敏感度）</w:t>
+            </w:r>
+          </w:p>
+        </w:tc>
+        <w:tc>
+          <w:tcPr>
+            <w:tcW w:type="dxa" w:w="1587"/>
+          </w:tcPr>
+          <w:p>
+            <w:pPr/>
+            <w:r/>
+            <w:r>
+              <w:rPr>
+                <w:rFonts w:ascii="微软雅黑" w:hAnsi="微软雅黑" w:eastAsia="微软雅黑"/>
+                <w:b w:val="0"/>
+                <w:sz w:val="16"/>
+              </w:rPr>
+              <w:t>工作记忆容量：</w:t>
+              <w:br/>
+              <w:t>d' &gt; 2.0 = 优秀</w:t>
+              <w:br/>
+              <w:t>1.0–2.0 = 正常</w:t>
+              <w:br/>
+              <w:t>&lt; 1.0 = 工作记忆不足</w:t>
+            </w:r>
+          </w:p>
+        </w:tc>
+        <w:tc>
+          <w:tcPr>
+            <w:tcW w:type="dxa" w:w="4876"/>
+          </w:tcPr>
+          <w:p>
+            <w:pPr/>
+            <w:r/>
+            <w:r>
+              <w:rPr>
+                <w:rFonts w:ascii="微软雅黑" w:hAnsi="微软雅黑" w:eastAsia="微软雅黑"/>
+                <w:b w:val="0"/>
+                <w:sz w:val="16"/>
+              </w:rPr>
+              <w:t>N-back 任务是工作记忆研究的标准范式（Kirchner, 1958）。d' 敏感度指标来自信号检测论，可分离真实记忆能力和反应偏向。N-back 表现与前额叶-顶叶网络的激活水平密切相关（Owen et al., 2005, Human Brain Mapping 荟萃分析）。d' 下降 = 认知负荷过高或中枢疲劳。</w:t>
+            </w:r>
+          </w:p>
+        </w:tc>
+      </w:tr>
+      <w:tr>
+        <w:tc>
+          <w:tcPr>
+            <w:tcW w:type="dxa" w:w="1587"/>
+          </w:tcPr>
+          <w:p>
+            <w:pPr/>
+            <w:r/>
+            <w:r>
+              <w:rPr>
+                <w:rFonts w:ascii="微软雅黑" w:hAnsi="微软雅黑" w:eastAsia="微软雅黑"/>
+                <w:b w:val="0"/>
+                <w:sz w:val="16"/>
+              </w:rPr>
+              <w:t>VR 持续注意测试</w:t>
+            </w:r>
+          </w:p>
+        </w:tc>
+        <w:tc>
+          <w:tcPr>
+            <w:tcW w:type="dxa" w:w="1587"/>
+          </w:tcPr>
+          <w:p>
+            <w:pPr/>
+            <w:r/>
+            <w:r>
+              <w:rPr>
+                <w:rFonts w:ascii="微软雅黑" w:hAnsi="微软雅黑" w:eastAsia="微软雅黑"/>
+                <w:b w:val="0"/>
+                <w:sz w:val="16"/>
+              </w:rPr>
+              <w:t>sustained_attention_decay</w:t>
+              <w:br/>
+              <w:t>（注意力衰减率）</w:t>
+            </w:r>
+          </w:p>
+        </w:tc>
+        <w:tc>
+          <w:tcPr>
+            <w:tcW w:type="dxa" w:w="1587"/>
+          </w:tcPr>
+          <w:p>
+            <w:pPr/>
+            <w:r/>
+            <w:r>
+              <w:rPr>
+                <w:rFonts w:ascii="微软雅黑" w:hAnsi="微软雅黑" w:eastAsia="微软雅黑"/>
+                <w:b w:val="0"/>
+                <w:sz w:val="16"/>
+              </w:rPr>
+              <w:t>注意力维持能力：</w:t>
+              <w:br/>
+              <w:t>衰减越慢 = 认知耐力越好</w:t>
+              <w:br/>
+              <w:t>衰减越快 = 认知耐力越差</w:t>
+            </w:r>
+          </w:p>
+        </w:tc>
+        <w:tc>
+          <w:tcPr>
+            <w:tcW w:type="dxa" w:w="4876"/>
+          </w:tcPr>
+          <w:p>
+            <w:pPr/>
+            <w:r/>
+            <w:r>
+              <w:rPr>
+                <w:rFonts w:ascii="微软雅黑" w:hAnsi="微软雅黑" w:eastAsia="微软雅黑"/>
+                <w:b w:val="0"/>
+                <w:sz w:val="16"/>
+              </w:rPr>
+              <w:t>持续注意任务（sustained attention / vigilance tasks）中的表现衰减率反映前额叶-顶叶注意网络的维持功能。注意力随时间衰减是认知疲劳的核心特征（Warm, Parasuraman &amp; Matthews, 2008）。衰减速率可作为认知耐力的个体差异指标。</w:t>
+            </w:r>
+          </w:p>
+        </w:tc>
+      </w:tr>
+      <w:tr>
+        <w:tc>
+          <w:tcPr>
+            <w:tcW w:type="dxa" w:w="1587"/>
+          </w:tcPr>
+          <w:p>
+            <w:pPr/>
+            <w:r/>
+            <w:r>
+              <w:rPr>
+                <w:rFonts w:ascii="微软雅黑" w:hAnsi="微软雅黑" w:eastAsia="微软雅黑"/>
+                <w:b w:val="0"/>
+                <w:sz w:val="16"/>
+              </w:rPr>
+              <w:t>EEG γ 波段功率</w:t>
+              <w:br/>
+              <w:t>(Muse S, 30–45Hz)</w:t>
+            </w:r>
+          </w:p>
+        </w:tc>
+        <w:tc>
+          <w:tcPr>
+            <w:tcW w:type="dxa" w:w="1587"/>
+          </w:tcPr>
+          <w:p>
+            <w:pPr/>
+            <w:r/>
+            <w:r>
+              <w:rPr>
+                <w:rFonts w:ascii="微软雅黑" w:hAnsi="微软雅黑" w:eastAsia="微软雅黑"/>
+                <w:b w:val="0"/>
+                <w:sz w:val="16"/>
+              </w:rPr>
+              <w:t>gamma_power_mean</w:t>
+              <w:br/>
+              <w:t>（4 通道 γ 均值）</w:t>
+            </w:r>
+          </w:p>
+        </w:tc>
+        <w:tc>
+          <w:tcPr>
+            <w:tcW w:type="dxa" w:w="1587"/>
+          </w:tcPr>
+          <w:p>
+            <w:pPr/>
+            <w:r/>
+            <w:r>
+              <w:rPr>
+                <w:rFonts w:ascii="微软雅黑" w:hAnsi="微软雅黑" w:eastAsia="微软雅黑"/>
+                <w:b w:val="0"/>
+                <w:sz w:val="16"/>
+              </w:rPr>
+              <w:t>高阶认知加工：</w:t>
+              <w:br/>
+              <w:t>γ↑ = 知觉整合/专注/学习</w:t>
+              <w:br/>
+              <w:t>γ↓ = 认知加工减弱</w:t>
+            </w:r>
+          </w:p>
+        </w:tc>
+        <w:tc>
+          <w:tcPr>
+            <w:tcW w:type="dxa" w:w="4876"/>
+          </w:tcPr>
+          <w:p>
+            <w:pPr/>
+            <w:r/>
+            <w:r>
+              <w:rPr>
+                <w:rFonts w:ascii="微软雅黑" w:hAnsi="微软雅黑" w:eastAsia="微软雅黑"/>
+                <w:b w:val="0"/>
+                <w:sz w:val="16"/>
+              </w:rPr>
+              <w:t>γ 振荡（30–45Hz+）与感知绑定、意识、选择性注意和高级认知加工密切相关（Singer, 1999, Neuron; Tallon-Baudry &amp; Bertrand, 1999, Trends in Cognitive Sciences）。γ 功率的增加是大脑皮层进行 active information processing 的电生理标志。</w:t>
+            </w:r>
+          </w:p>
+        </w:tc>
+      </w:tr>
+      <w:tr>
+        <w:tc>
+          <w:tcPr>
+            <w:tcW w:type="dxa" w:w="1587"/>
+          </w:tcPr>
+          <w:p>
+            <w:pPr/>
+            <w:r/>
+            <w:r>
+              <w:rPr>
+                <w:rFonts w:ascii="微软雅黑" w:hAnsi="微软雅黑" w:eastAsia="微软雅黑"/>
+                <w:b w:val="0"/>
+                <w:sz w:val="16"/>
+              </w:rPr>
+              <w:t>EEG α 峰频率</w:t>
+              <w:br/>
+              <w:t>(Muse S, 4通道)</w:t>
+            </w:r>
+          </w:p>
+        </w:tc>
+        <w:tc>
+          <w:tcPr>
+            <w:tcW w:type="dxa" w:w="1587"/>
+          </w:tcPr>
+          <w:p>
+            <w:pPr/>
+            <w:r/>
+            <w:r>
+              <w:rPr>
+                <w:rFonts w:ascii="微软雅黑" w:hAnsi="微软雅黑" w:eastAsia="微软雅黑"/>
+                <w:b w:val="0"/>
+                <w:sz w:val="16"/>
+              </w:rPr>
+              <w:t>alpha_peak_frequency</w:t>
+              <w:br/>
+              <w:t>（个体 α 峰值频率, IAF）</w:t>
+            </w:r>
+          </w:p>
+        </w:tc>
+        <w:tc>
+          <w:tcPr>
+            <w:tcW w:type="dxa" w:w="1587"/>
+          </w:tcPr>
+          <w:p>
+            <w:pPr/>
+            <w:r/>
+            <w:r>
+              <w:rPr>
+                <w:rFonts w:ascii="微软雅黑" w:hAnsi="微软雅黑" w:eastAsia="微软雅黑"/>
+                <w:b w:val="0"/>
+                <w:sz w:val="16"/>
+              </w:rPr>
+              <w:t>认知储备 / 神经效率：</w:t>
+              <w:br/>
+              <w:t>IAF &gt; 10.5Hz = 认知加工较快</w:t>
+              <w:br/>
+              <w:t>IAF &lt; 9.5Hz = 可能与疲劳/认知衰退相关</w:t>
+            </w:r>
+          </w:p>
+        </w:tc>
+        <w:tc>
+          <w:tcPr>
+            <w:tcW w:type="dxa" w:w="4876"/>
+          </w:tcPr>
+          <w:p>
+            <w:pPr/>
+            <w:r/>
+            <w:r>
+              <w:rPr>
+                <w:rFonts w:ascii="微软雅黑" w:hAnsi="微软雅黑" w:eastAsia="微软雅黑"/>
+                <w:b w:val="0"/>
+                <w:sz w:val="16"/>
+              </w:rPr>
+              <w:t>Klimesch (1999, Brain Research Reviews) 系统研究了 IAF 与认知功能的关系：IAF 与信息处理速度、记忆表现正相关。IAF 的个体差异具有较高的重测信度，是认知老化和神经退行性疾病的敏感电生理标记。IAF 较个人基线下降 &gt; 1Hz = 显著认知疲劳信号。</w:t>
+            </w:r>
+          </w:p>
+        </w:tc>
+      </w:tr>
+      <w:tr>
+        <w:tc>
+          <w:tcPr>
+            <w:tcW w:type="dxa" w:w="1587"/>
+          </w:tcPr>
+          <w:p>
+            <w:pPr/>
+            <w:r/>
+            <w:r>
+              <w:rPr>
+                <w:rFonts w:ascii="微软雅黑" w:hAnsi="微软雅黑" w:eastAsia="微软雅黑"/>
+                <w:b w:val="0"/>
+                <w:sz w:val="16"/>
+              </w:rPr>
+              <w:t>EEG α 反应性</w:t>
+              <w:br/>
+              <w:t>(Muse S, 4通道)</w:t>
+            </w:r>
+          </w:p>
+        </w:tc>
+        <w:tc>
+          <w:tcPr>
+            <w:tcW w:type="dxa" w:w="1587"/>
+          </w:tcPr>
+          <w:p>
+            <w:pPr/>
+            <w:r/>
+            <w:r>
+              <w:rPr>
+                <w:rFonts w:ascii="微软雅黑" w:hAnsi="微软雅黑" w:eastAsia="微软雅黑"/>
+                <w:b w:val="0"/>
+                <w:sz w:val="16"/>
+              </w:rPr>
+              <w:t>alpha_reactivity</w:t>
+              <w:br/>
+              <w:t>（睁眼 α 衰减率）</w:t>
+            </w:r>
+          </w:p>
+        </w:tc>
+        <w:tc>
+          <w:tcPr>
+            <w:tcW w:type="dxa" w:w="1587"/>
+          </w:tcPr>
+          <w:p>
+            <w:pPr/>
+            <w:r/>
+            <w:r>
+              <w:rPr>
+                <w:rFonts w:ascii="微软雅黑" w:hAnsi="微软雅黑" w:eastAsia="微软雅黑"/>
+                <w:b w:val="0"/>
+                <w:sz w:val="16"/>
+              </w:rPr>
+              <w:t>神经可塑性 / 适应能力：</w:t>
+              <w:br/>
+              <w:t>衰减率大 = 大脑对外界刺激响应灵敏</w:t>
+              <w:br/>
+              <w:t>衰减率小 = 响应迟钝/疲劳</w:t>
+            </w:r>
+          </w:p>
+        </w:tc>
+        <w:tc>
+          <w:tcPr>
+            <w:tcW w:type="dxa" w:w="4876"/>
+          </w:tcPr>
+          <w:p>
+            <w:pPr/>
+            <w:r/>
+            <w:r>
+              <w:rPr>
+                <w:rFonts w:ascii="微软雅黑" w:hAnsi="微软雅黑" w:eastAsia="微软雅黑"/>
+                <w:b w:val="0"/>
+                <w:sz w:val="16"/>
+              </w:rPr>
+              <w:t>α 阻断（睁眼后 α 功率衰减）是视觉皮层对感觉输入做出正常反应的标志。α 反应性减弱 = 中枢神经系统觉醒度下降或视觉注意力缺失。该指标在临床 EEG 中常规评估（Niedermeyer &amp; da Silva, 2005 — Electroencephalography 经典教材）。</w:t>
+            </w:r>
+          </w:p>
+        </w:tc>
+      </w:tr>
+      <w:tr>
+        <w:tc>
+          <w:tcPr>
+            <w:tcW w:type="dxa" w:w="1587"/>
+          </w:tcPr>
+          <w:p>
+            <w:pPr/>
+            <w:r/>
+            <w:r>
+              <w:rPr>
+                <w:rFonts w:ascii="微软雅黑" w:hAnsi="微软雅黑" w:eastAsia="微软雅黑"/>
+                <w:b w:val="0"/>
+                <w:sz w:val="16"/>
+              </w:rPr>
+              <w:t>HRV 非线性分析</w:t>
+              <w:br/>
+              <w:t>(Polar H10)</w:t>
+            </w:r>
+          </w:p>
+        </w:tc>
+        <w:tc>
+          <w:tcPr>
+            <w:tcW w:type="dxa" w:w="1587"/>
+          </w:tcPr>
+          <w:p>
+            <w:pPr/>
+            <w:r/>
+            <w:r>
+              <w:rPr>
+                <w:rFonts w:ascii="微软雅黑" w:hAnsi="微软雅黑" w:eastAsia="微软雅黑"/>
+                <w:b w:val="0"/>
+                <w:sz w:val="16"/>
+              </w:rPr>
+              <w:t>sample_entropy</w:t>
+              <w:br/>
+              <w:t>（样本熵）</w:t>
+            </w:r>
+          </w:p>
+        </w:tc>
+        <w:tc>
+          <w:tcPr>
+            <w:tcW w:type="dxa" w:w="1587"/>
+          </w:tcPr>
+          <w:p>
+            <w:pPr/>
+            <w:r/>
+            <w:r>
+              <w:rPr>
+                <w:rFonts w:ascii="微软雅黑" w:hAnsi="微软雅黑" w:eastAsia="微软雅黑"/>
+                <w:b w:val="0"/>
+                <w:sz w:val="16"/>
+              </w:rPr>
+              <w:t>中枢-自主神经整合灵活性</w:t>
+              <w:br/>
+              <w:t>（脑功能的间接代理指标）</w:t>
+            </w:r>
+          </w:p>
+        </w:tc>
+        <w:tc>
+          <w:tcPr>
+            <w:tcW w:type="dxa" w:w="4876"/>
+          </w:tcPr>
+          <w:p>
+            <w:pPr/>
+            <w:r/>
+            <w:r>
+              <w:rPr>
+                <w:rFonts w:ascii="微软雅黑" w:hAnsi="微软雅黑" w:eastAsia="微软雅黑"/>
+                <w:b w:val="0"/>
+                <w:sz w:val="16"/>
+              </w:rPr>
+              <w:t>心率复杂度的非线性度量，反映中枢神经系统对心脏的动态调节灵活性。样本熵值越高 = 自主神经网络调控越灵活、适应性越强（Pincus, 1991; Richman &amp; Moorman, 2000）。熵值持续下降 = 系统僵化/累积疲劳/过度训练，被用于运动员训练负荷监测（Plews et al., 2012）。此为脑功能的"间接代理"，不能替代 EEG 直接测量，但在低成本方案中提供有价值的趋势信息。</w:t>
+            </w:r>
+          </w:p>
+        </w:tc>
+      </w:tr>
+    </w:tbl>
+    <w:p>
+      <w:pPr/>
+      <w:r>
+        <w:rPr>
+          <w:rFonts w:ascii="微软雅黑" w:hAnsi="微软雅黑" w:eastAsia="微软雅黑"/>
+          <w:sz w:val="16"/>
+        </w:rPr>
+        <w:t>────────────────────────────────────────────────────────────</w:t>
+      </w:r>
+    </w:p>
+    <w:p>
+      <w:pPr>
+        <w:pStyle w:val="Heading4"/>
+      </w:pPr>
+      <w:r>
+        <w:rPr>
+          <w:rFonts w:ascii="微软雅黑" w:hAnsi="微软雅黑" w:eastAsia="微软雅黑"/>
+        </w:rPr>
+        <w:t>2.7.5 关键技术与工具链的学术地位</w:t>
+      </w:r>
+    </w:p>
+    <w:tbl>
+      <w:tblPr>
+        <w:tblStyle w:val="TableGrid"/>
+        <w:tblW w:type="auto" w:w="0"/>
+        <w:tblLook w:firstColumn="1" w:firstRow="1" w:lastColumn="0" w:lastRow="0" w:noHBand="0" w:noVBand="1" w:val="04A0"/>
+      </w:tblPr>
+      <w:tblGrid>
+        <w:gridCol w:w="3024"/>
+        <w:gridCol w:w="3024"/>
+        <w:gridCol w:w="3024"/>
+      </w:tblGrid>
+      <w:tr>
+        <w:tc>
+          <w:tcPr>
+            <w:tcW w:type="dxa" w:w="2154"/>
+          </w:tcPr>
+          <w:p>
+            <w:pPr/>
+            <w:r/>
+            <w:r>
+              <w:rPr>
+                <w:rFonts w:ascii="微软雅黑" w:hAnsi="微软雅黑" w:eastAsia="微软雅黑"/>
+                <w:b/>
+                <w:sz w:val="16"/>
+              </w:rPr>
+              <w:t>技术/框架</w:t>
+            </w:r>
+          </w:p>
+        </w:tc>
+        <w:tc>
+          <w:tcPr>
+            <w:tcW w:type="dxa" w:w="1814"/>
+          </w:tcPr>
+          <w:p>
+            <w:pPr/>
+            <w:r/>
+            <w:r>
+              <w:rPr>
+                <w:rFonts w:ascii="微软雅黑" w:hAnsi="微软雅黑" w:eastAsia="微软雅黑"/>
+                <w:b/>
+                <w:sz w:val="16"/>
+              </w:rPr>
+              <w:t>用途</w:t>
+            </w:r>
+          </w:p>
+        </w:tc>
+        <w:tc>
+          <w:tcPr>
+            <w:tcW w:type="dxa" w:w="5669"/>
+          </w:tcPr>
+          <w:p>
+            <w:pPr/>
+            <w:r/>
+            <w:r>
+              <w:rPr>
+                <w:rFonts w:ascii="微软雅黑" w:hAnsi="微软雅黑" w:eastAsia="微软雅黑"/>
+                <w:b/>
+                <w:sz w:val="16"/>
+              </w:rPr>
+              <w:t>学术地位与依据</w:t>
+            </w:r>
+          </w:p>
+        </w:tc>
+      </w:tr>
+      <w:tr>
+        <w:tc>
+          <w:tcPr>
+            <w:tcW w:type="dxa" w:w="2154"/>
+          </w:tcPr>
+          <w:p>
+            <w:pPr/>
+            <w:r/>
+            <w:r>
+              <w:rPr>
+                <w:rFonts w:ascii="微软雅黑" w:hAnsi="微软雅黑" w:eastAsia="微软雅黑"/>
+                <w:b w:val="0"/>
+                <w:sz w:val="16"/>
+              </w:rPr>
+              <w:t>Task Force of ESC/NASPE (1996)</w:t>
+            </w:r>
+          </w:p>
+        </w:tc>
+        <w:tc>
+          <w:tcPr>
+            <w:tcW w:type="dxa" w:w="1814"/>
+          </w:tcPr>
+          <w:p>
+            <w:pPr/>
+            <w:r/>
+            <w:r>
+              <w:rPr>
+                <w:rFonts w:ascii="微软雅黑" w:hAnsi="微软雅黑" w:eastAsia="微软雅黑"/>
+                <w:b w:val="0"/>
+                <w:sz w:val="16"/>
+              </w:rPr>
+              <w:t>HRV 测量的标准化指南</w:t>
+            </w:r>
+          </w:p>
+        </w:tc>
+        <w:tc>
+          <w:tcPr>
+            <w:tcW w:type="dxa" w:w="5669"/>
+          </w:tcPr>
+          <w:p>
+            <w:pPr/>
+            <w:r/>
+            <w:r>
+              <w:rPr>
+                <w:rFonts w:ascii="微软雅黑" w:hAnsi="微软雅黑" w:eastAsia="微软雅黑"/>
+                <w:b w:val="0"/>
+                <w:sz w:val="16"/>
+              </w:rPr>
+              <w:t>欧洲心脏病学会与北美起搏与电生理学会联合发布的 HRV 测量、生理学解释与临床应用国际标准，被引用超过 15,000 次，是 HRV 研究领域引用量最高的文献。本系统的所有 HRV 时域、频域指标均依据该标准计算和解释。</w:t>
+            </w:r>
+          </w:p>
+        </w:tc>
+      </w:tr>
+      <w:tr>
+        <w:tc>
+          <w:tcPr>
+            <w:tcW w:type="dxa" w:w="2154"/>
+          </w:tcPr>
+          <w:p>
+            <w:pPr/>
+            <w:r/>
+            <w:r>
+              <w:rPr>
+                <w:rFonts w:ascii="微软雅黑" w:hAnsi="微软雅黑" w:eastAsia="微软雅黑"/>
+                <w:b w:val="0"/>
+                <w:sz w:val="16"/>
+              </w:rPr>
+              <w:t>NeuroKit2</w:t>
+            </w:r>
+          </w:p>
+        </w:tc>
+        <w:tc>
+          <w:tcPr>
+            <w:tcW w:type="dxa" w:w="1814"/>
+          </w:tcPr>
+          <w:p>
+            <w:pPr/>
+            <w:r/>
+            <w:r>
+              <w:rPr>
+                <w:rFonts w:ascii="微软雅黑" w:hAnsi="微软雅黑" w:eastAsia="微软雅黑"/>
+                <w:b w:val="0"/>
+                <w:sz w:val="16"/>
+              </w:rPr>
+              <w:t>生理信号处理</w:t>
+              <w:br/>
+              <w:t>(ECG/HRV/EDA)</w:t>
+            </w:r>
+          </w:p>
+        </w:tc>
+        <w:tc>
+          <w:tcPr>
+            <w:tcW w:type="dxa" w:w="5669"/>
+          </w:tcPr>
+          <w:p>
+            <w:pPr/>
+            <w:r/>
+            <w:r>
+              <w:rPr>
+                <w:rFonts w:ascii="微软雅黑" w:hAnsi="微软雅黑" w:eastAsia="微软雅黑"/>
+                <w:b w:val="0"/>
+                <w:sz w:val="16"/>
+              </w:rPr>
+              <w:t>开源 Python 生理信号处理库（Makowski et al., 2021, Behavior Research Methods）。整合了 R 峰检测（Pan-Tompkins 及多种改进算法）、HRV 时域/频域/非线性特征提取、EDA tonic/phasic 分解（cvxEDA）等功能，其算法经多个公开生理数据库验证。</w:t>
+            </w:r>
+          </w:p>
+        </w:tc>
+      </w:tr>
+      <w:tr>
+        <w:tc>
+          <w:tcPr>
+            <w:tcW w:type="dxa" w:w="2154"/>
+          </w:tcPr>
+          <w:p>
+            <w:pPr/>
+            <w:r/>
+            <w:r>
+              <w:rPr>
+                <w:rFonts w:ascii="微软雅黑" w:hAnsi="微软雅黑" w:eastAsia="微软雅黑"/>
+                <w:b w:val="0"/>
+                <w:sz w:val="16"/>
+              </w:rPr>
+              <w:t>MNE-Python</w:t>
+            </w:r>
+          </w:p>
+        </w:tc>
+        <w:tc>
+          <w:tcPr>
+            <w:tcW w:type="dxa" w:w="1814"/>
+          </w:tcPr>
+          <w:p>
+            <w:pPr/>
+            <w:r/>
+            <w:r>
+              <w:rPr>
+                <w:rFonts w:ascii="微软雅黑" w:hAnsi="微软雅黑" w:eastAsia="微软雅黑"/>
+                <w:b w:val="0"/>
+                <w:sz w:val="16"/>
+              </w:rPr>
+              <w:t>EEG 信号处理</w:t>
+              <w:br/>
+              <w:t>(ICA / Welch PSD / 频段功率)</w:t>
+            </w:r>
+          </w:p>
+        </w:tc>
+        <w:tc>
+          <w:tcPr>
+            <w:tcW w:type="dxa" w:w="5669"/>
+          </w:tcPr>
+          <w:p>
+            <w:pPr/>
+            <w:r/>
+            <w:r>
+              <w:rPr>
+                <w:rFonts w:ascii="微软雅黑" w:hAnsi="微软雅黑" w:eastAsia="微软雅黑"/>
+                <w:b w:val="0"/>
+                <w:sz w:val="16"/>
+              </w:rPr>
+              <w:t>神经影像领域最广泛使用的开源 Python 库之一（Gramfort et al., 2013, Frontiers in Neuroscience）。提供 ICA 伪影去除（FastICA/Infomax）、Welch 功率谱密度估计、频段功率提取等功能，其算法和实现被全球数百个 EEG 研究实验室使用。</w:t>
+            </w:r>
+          </w:p>
+        </w:tc>
+      </w:tr>
+      <w:tr>
+        <w:tc>
+          <w:tcPr>
+            <w:tcW w:type="dxa" w:w="2154"/>
+          </w:tcPr>
+          <w:p>
+            <w:pPr/>
+            <w:r/>
+            <w:r>
+              <w:rPr>
+                <w:rFonts w:ascii="微软雅黑" w:hAnsi="微软雅黑" w:eastAsia="微软雅黑"/>
+                <w:b w:val="0"/>
+                <w:sz w:val="16"/>
+              </w:rPr>
+              <w:t>Lab Streaming Layer (LSL)</w:t>
+            </w:r>
+          </w:p>
+        </w:tc>
+        <w:tc>
+          <w:tcPr>
+            <w:tcW w:type="dxa" w:w="1814"/>
+          </w:tcPr>
+          <w:p>
+            <w:pPr/>
+            <w:r/>
+            <w:r>
+              <w:rPr>
+                <w:rFonts w:ascii="微软雅黑" w:hAnsi="微软雅黑" w:eastAsia="微软雅黑"/>
+                <w:b w:val="0"/>
+                <w:sz w:val="16"/>
+              </w:rPr>
+              <w:t>多设备实时数据流与时间同步</w:t>
+            </w:r>
+          </w:p>
+        </w:tc>
+        <w:tc>
+          <w:tcPr>
+            <w:tcW w:type="dxa" w:w="5669"/>
+          </w:tcPr>
+          <w:p>
+            <w:pPr/>
+            <w:r/>
+            <w:r>
+              <w:rPr>
+                <w:rFonts w:ascii="微软雅黑" w:hAnsi="微软雅黑" w:eastAsia="微软雅黑"/>
+                <w:b w:val="0"/>
+                <w:sz w:val="16"/>
+              </w:rPr>
+              <w:t>科研领域多模态生理数据同步的事实标准（Kothe et al., SCCN/UCSD）。支持 C/Python/C#/MATLAB/Java 等多语言绑定，内置亚毫秒级网络时间同步协议。被全球数百个神经科学和人体计算机交互（HCI）实验室用于构建多传感器数据采集系统。</w:t>
+            </w:r>
+          </w:p>
+        </w:tc>
+      </w:tr>
+      <w:tr>
+        <w:tc>
+          <w:tcPr>
+            <w:tcW w:type="dxa" w:w="2154"/>
+          </w:tcPr>
+          <w:p>
+            <w:pPr/>
+            <w:r/>
+            <w:r>
+              <w:rPr>
+                <w:rFonts w:ascii="微软雅黑" w:hAnsi="微软雅黑" w:eastAsia="微软雅黑"/>
+                <w:b w:val="0"/>
+                <w:sz w:val="16"/>
+              </w:rPr>
+              <w:t>scikit-learn</w:t>
+            </w:r>
+          </w:p>
+        </w:tc>
+        <w:tc>
+          <w:tcPr>
+            <w:tcW w:type="dxa" w:w="1814"/>
+          </w:tcPr>
+          <w:p>
+            <w:pPr/>
+            <w:r/>
+            <w:r>
+              <w:rPr>
+                <w:rFonts w:ascii="微软雅黑" w:hAnsi="微软雅黑" w:eastAsia="微软雅黑"/>
+                <w:b w:val="0"/>
+                <w:sz w:val="16"/>
+              </w:rPr>
+              <w:t>机器学习模型</w:t>
+              <w:br/>
+              <w:t>(RF / SVR / LogisticRegression / Ridge)</w:t>
+            </w:r>
+          </w:p>
+        </w:tc>
+        <w:tc>
+          <w:tcPr>
+            <w:tcW w:type="dxa" w:w="5669"/>
+          </w:tcPr>
+          <w:p>
+            <w:pPr/>
+            <w:r/>
+            <w:r>
+              <w:rPr>
+                <w:rFonts w:ascii="微软雅黑" w:hAnsi="微软雅黑" w:eastAsia="微软雅黑"/>
+                <w:b w:val="0"/>
+                <w:sz w:val="16"/>
+              </w:rPr>
+              <w:t>Python 机器学习领域引用量最高的库（Pedregosa et al., 2011, JMLR）。选用的随机森林（RF）和支持向量回归（SVR）模型在小样本（N &lt; 1000）生理数据上表现稳健，模型可解释性好，适合科研场景。</w:t>
+            </w:r>
+          </w:p>
+        </w:tc>
+      </w:tr>
+      <w:tr>
+        <w:tc>
+          <w:tcPr>
+            <w:tcW w:type="dxa" w:w="2154"/>
+          </w:tcPr>
+          <w:p>
+            <w:pPr/>
+            <w:r/>
+            <w:r>
+              <w:rPr>
+                <w:rFonts w:ascii="微软雅黑" w:hAnsi="微软雅黑" w:eastAsia="微软雅黑"/>
+                <w:b w:val="0"/>
+                <w:sz w:val="16"/>
+              </w:rPr>
+              <w:t>Russell 情绪环状模型</w:t>
+            </w:r>
+          </w:p>
+        </w:tc>
+        <w:tc>
+          <w:tcPr>
+            <w:tcW w:type="dxa" w:w="1814"/>
+          </w:tcPr>
+          <w:p>
+            <w:pPr/>
+            <w:r/>
+            <w:r>
+              <w:rPr>
+                <w:rFonts w:ascii="微软雅黑" w:hAnsi="微软雅黑" w:eastAsia="微软雅黑"/>
+                <w:b w:val="0"/>
+                <w:sz w:val="16"/>
+              </w:rPr>
+              <w:t>情绪分类框架</w:t>
+            </w:r>
+          </w:p>
+        </w:tc>
+        <w:tc>
+          <w:tcPr>
+            <w:tcW w:type="dxa" w:w="5669"/>
+          </w:tcPr>
+          <w:p>
+            <w:pPr/>
+            <w:r/>
+            <w:r>
+              <w:rPr>
+                <w:rFonts w:ascii="微软雅黑" w:hAnsi="微软雅黑" w:eastAsia="微软雅黑"/>
+                <w:b w:val="0"/>
+                <w:sz w:val="16"/>
+              </w:rPr>
+              <w:t>Russell (1980, J. Personality and Social Psychology) 提出效价-唤醒度二维情绪模型，被引用超过 10,000 次。该模型是现代情感计算和情感神经科学的基础框架之一，为从生理信号到情绪状态的映射提供了理论桥梁。</w:t>
+            </w:r>
+          </w:p>
+        </w:tc>
+      </w:tr>
+      <w:tr>
+        <w:tc>
+          <w:tcPr>
+            <w:tcW w:type="dxa" w:w="2154"/>
+          </w:tcPr>
+          <w:p>
+            <w:pPr/>
+            <w:r/>
+            <w:r>
+              <w:rPr>
+                <w:rFonts w:ascii="微软雅黑" w:hAnsi="微软雅黑" w:eastAsia="微软雅黑"/>
+                <w:b w:val="0"/>
+                <w:sz w:val="16"/>
+              </w:rPr>
+              <w:t>Davidson 前额叶不对称模型</w:t>
+            </w:r>
+          </w:p>
+        </w:tc>
+        <w:tc>
+          <w:tcPr>
+            <w:tcW w:type="dxa" w:w="1814"/>
+          </w:tcPr>
+          <w:p>
+            <w:pPr/>
+            <w:r/>
+            <w:r>
+              <w:rPr>
+                <w:rFonts w:ascii="微软雅黑" w:hAnsi="微软雅黑" w:eastAsia="微软雅黑"/>
+                <w:b w:val="0"/>
+                <w:sz w:val="16"/>
+              </w:rPr>
+              <w:t>情绪效价的 EEG 标记</w:t>
+            </w:r>
+          </w:p>
+        </w:tc>
+        <w:tc>
+          <w:tcPr>
+            <w:tcW w:type="dxa" w:w="5669"/>
+          </w:tcPr>
+          <w:p>
+            <w:pPr/>
+            <w:r/>
+            <w:r>
+              <w:rPr>
+                <w:rFonts w:ascii="微软雅黑" w:hAnsi="微软雅黑" w:eastAsia="微软雅黑"/>
+                <w:b w:val="0"/>
+                <w:sz w:val="16"/>
+              </w:rPr>
+              <w:t>Davidson et al. (1990, J. Personality and Social Psychology) 首次系统提出前额叶 α 不对称与情绪效价的关联：左前额叶活跃 = 趋近/正性情绪；右前额叶活跃 = 回避/负性情绪。这一发现被后续数百篇 EEG/fMRI 研究验证（Davidson, 2004; Coan &amp; Allen, 2004 综述），是情感神经科学最稳健的 EEG 标记之一。</w:t>
+            </w:r>
+          </w:p>
+        </w:tc>
+      </w:tr>
+      <w:tr>
+        <w:tc>
+          <w:tcPr>
+            <w:tcW w:type="dxa" w:w="2154"/>
+          </w:tcPr>
+          <w:p>
+            <w:pPr/>
+            <w:r/>
+            <w:r>
+              <w:rPr>
+                <w:rFonts w:ascii="微软雅黑" w:hAnsi="微软雅黑" w:eastAsia="微软雅黑"/>
+                <w:b w:val="0"/>
+                <w:sz w:val="16"/>
+              </w:rPr>
+              <w:t>Stroop 效应</w:t>
+            </w:r>
+          </w:p>
+        </w:tc>
+        <w:tc>
+          <w:tcPr>
+            <w:tcW w:type="dxa" w:w="1814"/>
+          </w:tcPr>
+          <w:p>
+            <w:pPr/>
+            <w:r/>
+            <w:r>
+              <w:rPr>
+                <w:rFonts w:ascii="微软雅黑" w:hAnsi="微软雅黑" w:eastAsia="微软雅黑"/>
+                <w:b w:val="0"/>
+                <w:sz w:val="16"/>
+              </w:rPr>
+              <w:t>执行功能/抑制控制评估</w:t>
+            </w:r>
+          </w:p>
+        </w:tc>
+        <w:tc>
+          <w:tcPr>
+            <w:tcW w:type="dxa" w:w="5669"/>
+          </w:tcPr>
+          <w:p>
+            <w:pPr/>
+            <w:r/>
+            <w:r>
+              <w:rPr>
+                <w:rFonts w:ascii="微软雅黑" w:hAnsi="微软雅黑" w:eastAsia="微软雅黑"/>
+                <w:b w:val="0"/>
+                <w:sz w:val="16"/>
+              </w:rPr>
+              <w:t>Stroop (1935, J. Experimental Psychology) 发现的色-词干扰效应是实验心理学历史上引用量最高的范式之一。MacLeod (1991, Psychological Bulletin) 的百年综述系统回顾了 Stroop 效应的认知机制（~2,500 篇相关研究），确认其为前额叶执行功能的敏感行为学指标。</w:t>
+            </w:r>
+          </w:p>
+        </w:tc>
+      </w:tr>
+      <w:tr>
+        <w:tc>
+          <w:tcPr>
+            <w:tcW w:type="dxa" w:w="2154"/>
+          </w:tcPr>
+          <w:p>
+            <w:pPr/>
+            <w:r/>
+            <w:r>
+              <w:rPr>
+                <w:rFonts w:ascii="微软雅黑" w:hAnsi="微软雅黑" w:eastAsia="微软雅黑"/>
+                <w:b w:val="0"/>
+                <w:sz w:val="16"/>
+              </w:rPr>
+              <w:t>N-back 任务</w:t>
+            </w:r>
+          </w:p>
+        </w:tc>
+        <w:tc>
+          <w:tcPr>
+            <w:tcW w:type="dxa" w:w="1814"/>
+          </w:tcPr>
+          <w:p>
+            <w:pPr/>
+            <w:r/>
+            <w:r>
+              <w:rPr>
+                <w:rFonts w:ascii="微软雅黑" w:hAnsi="微软雅黑" w:eastAsia="微软雅黑"/>
+                <w:b w:val="0"/>
+                <w:sz w:val="16"/>
+              </w:rPr>
+              <w:t>工作记忆评估</w:t>
+            </w:r>
+          </w:p>
+        </w:tc>
+        <w:tc>
+          <w:tcPr>
+            <w:tcW w:type="dxa" w:w="5669"/>
+          </w:tcPr>
+          <w:p>
+            <w:pPr/>
+            <w:r/>
+            <w:r>
+              <w:rPr>
+                <w:rFonts w:ascii="微软雅黑" w:hAnsi="微软雅黑" w:eastAsia="微软雅黑"/>
+                <w:b w:val="0"/>
+                <w:sz w:val="16"/>
+              </w:rPr>
+              <w:t>Kirchner (1958) 首次提出 N-back 任务范式。Owen et al. (2005, Human Brain Mapping) 对 24 篇 N-back fMRI 研究的荟萃分析确认该任务可靠地激活前额叶-顶叶工作记忆网络，是工作记忆的标准化评估工具。</w:t>
+            </w:r>
+          </w:p>
+        </w:tc>
+      </w:tr>
+    </w:tbl>
     <w:p>
       <w:pPr>
         <w:pStyle w:val="Heading2"/>
